--- a/Open_Data_Enlaces.docx
+++ b/Open_Data_Enlaces.docx
@@ -34,7 +34,7 @@
         <w:pStyle w:val="Date"/>
       </w:pPr>
       <w:r>
-        <w:t xml:space="preserve">2026-08-25</w:t>
+        <w:t xml:space="preserve">2026-09-16</w:t>
       </w:r>
     </w:p>
     <w:p>
@@ -286,7 +286,7 @@
         <w:t xml:space="preserve">)</w:t>
       </w:r>
     </w:p>
-    <w:bookmarkStart w:id="339" w:name="fuentes-de-datos-abiertos-y-apis"/>
+    <w:bookmarkStart w:id="340" w:name="fuentes-de-datos-abiertos-y-apis"/>
     <w:p>
       <w:pPr>
         <w:pStyle w:val="Heading2"/>
@@ -4663,23 +4663,43 @@
           <w:rPr>
             <w:rStyle w:val="Hyperlink"/>
           </w:rPr>
-          <w:t xml:space="preserve">Sentinel Hub NoR Sponsored Accounts and Data Collections</w:t>
-        </w:r>
-      </w:hyperlink>
-    </w:p>
-    <w:p>
-      <w:pPr>
-        <w:pStyle w:val="Compact"/>
-        <w:numPr>
-          <w:ilvl w:val="0"/>
-          <w:numId w:val="1001"/>
-        </w:numPr>
-      </w:pPr>
+          <w:t xml:space="preserve">Sentinel Hub</w:t>
+        </w:r>
+      </w:hyperlink>
+      <w:r>
+        <w:t xml:space="preserve"> </w:t>
+      </w:r>
+      <w:r>
+        <w:t xml:space="preserve">— Plataforma de acceso y procesamiento de imágenes de satélite.</w:t>
+      </w:r>
+      <w:r>
+        <w:t xml:space="preserve"> </w:t>
+      </w:r>
       <w:hyperlink r:id="rId260">
         <w:r>
           <w:rPr>
             <w:rStyle w:val="Hyperlink"/>
           </w:rPr>
+          <w:t xml:space="preserve">NoR Sponsored Accounts and Data Collections</w:t>
+        </w:r>
+      </w:hyperlink>
+      <w:r>
+        <w:t xml:space="preserve">.</w:t>
+      </w:r>
+    </w:p>
+    <w:p>
+      <w:pPr>
+        <w:pStyle w:val="Compact"/>
+        <w:numPr>
+          <w:ilvl w:val="0"/>
+          <w:numId w:val="1001"/>
+        </w:numPr>
+      </w:pPr>
+      <w:hyperlink r:id="rId261">
+        <w:r>
+          <w:rPr>
+            <w:rStyle w:val="Hyperlink"/>
+          </w:rPr>
           <w:t xml:space="preserve">Sentinel Satellite Data</w:t>
         </w:r>
       </w:hyperlink>
@@ -4692,7 +4712,7 @@
           <w:numId w:val="1001"/>
         </w:numPr>
       </w:pPr>
-      <w:hyperlink r:id="rId261">
+      <w:hyperlink r:id="rId262">
         <w:r>
           <w:rPr>
             <w:rStyle w:val="Hyperlink"/>
@@ -4709,7 +4729,7 @@
           <w:numId w:val="1001"/>
         </w:numPr>
       </w:pPr>
-      <w:hyperlink r:id="rId262">
+      <w:hyperlink r:id="rId263">
         <w:r>
           <w:rPr>
             <w:rStyle w:val="Hyperlink"/>
@@ -4726,7 +4746,7 @@
           <w:numId w:val="1001"/>
         </w:numPr>
       </w:pPr>
-      <w:hyperlink r:id="rId263">
+      <w:hyperlink r:id="rId264">
         <w:r>
           <w:rPr>
             <w:rStyle w:val="Hyperlink"/>
@@ -4743,7 +4763,7 @@
           <w:numId w:val="1001"/>
         </w:numPr>
       </w:pPr>
-      <w:hyperlink r:id="rId264">
+      <w:hyperlink r:id="rId265">
         <w:r>
           <w:rPr>
             <w:rStyle w:val="Hyperlink"/>
@@ -4760,7 +4780,7 @@
           <w:numId w:val="1001"/>
         </w:numPr>
       </w:pPr>
-      <w:hyperlink r:id="rId265">
+      <w:hyperlink r:id="rId266">
         <w:r>
           <w:rPr>
             <w:rStyle w:val="Hyperlink"/>
@@ -4777,7 +4797,7 @@
           <w:numId w:val="1001"/>
         </w:numPr>
       </w:pPr>
-      <w:hyperlink r:id="rId266">
+      <w:hyperlink r:id="rId267">
         <w:r>
           <w:rPr>
             <w:rStyle w:val="Hyperlink"/>
@@ -4797,7 +4817,7 @@
       <w:r>
         <w:t xml:space="preserve">Socioeconomic Data and Applications Center (SEDAC)</w:t>
       </w:r>
-      <w:hyperlink r:id="rId267">
+      <w:hyperlink r:id="rId268">
         <w:r>
           <w:rPr>
             <w:rStyle w:val="Hyperlink"/>
@@ -4814,7 +4834,7 @@
       <w:r>
         <w:t xml:space="preserve"> </w:t>
       </w:r>
-      <w:hyperlink r:id="rId268">
+      <w:hyperlink r:id="rId269">
         <w:r>
           <w:rPr>
             <w:rStyle w:val="Hyperlink"/>
@@ -4831,7 +4851,7 @@
           <w:numId w:val="1001"/>
         </w:numPr>
       </w:pPr>
-      <w:hyperlink r:id="rId269">
+      <w:hyperlink r:id="rId270">
         <w:r>
           <w:rPr>
             <w:rStyle w:val="Hyperlink"/>
@@ -4848,7 +4868,7 @@
           <w:numId w:val="1001"/>
         </w:numPr>
       </w:pPr>
-      <w:hyperlink r:id="rId270">
+      <w:hyperlink r:id="rId271">
         <w:r>
           <w:rPr>
             <w:rStyle w:val="Hyperlink"/>
@@ -4865,7 +4885,7 @@
           <w:numId w:val="1001"/>
         </w:numPr>
       </w:pPr>
-      <w:hyperlink r:id="rId271">
+      <w:hyperlink r:id="rId272">
         <w:r>
           <w:rPr>
             <w:rStyle w:val="Hyperlink"/>
@@ -4882,7 +4902,7 @@
           <w:numId w:val="1001"/>
         </w:numPr>
       </w:pPr>
-      <w:hyperlink r:id="rId272">
+      <w:hyperlink r:id="rId273">
         <w:r>
           <w:rPr>
             <w:rStyle w:val="Hyperlink"/>
@@ -4899,7 +4919,7 @@
           <w:numId w:val="1001"/>
         </w:numPr>
       </w:pPr>
-      <w:hyperlink r:id="rId273">
+      <w:hyperlink r:id="rId274">
         <w:r>
           <w:rPr>
             <w:rStyle w:val="Hyperlink"/>
@@ -4916,7 +4936,7 @@
           <w:numId w:val="1001"/>
         </w:numPr>
       </w:pPr>
-      <w:hyperlink r:id="rId274">
+      <w:hyperlink r:id="rId275">
         <w:r>
           <w:rPr>
             <w:rStyle w:val="Hyperlink"/>
@@ -4933,7 +4953,7 @@
           <w:numId w:val="1001"/>
         </w:numPr>
       </w:pPr>
-      <w:hyperlink r:id="rId275">
+      <w:hyperlink r:id="rId276">
         <w:r>
           <w:rPr>
             <w:rStyle w:val="Hyperlink"/>
@@ -4950,7 +4970,7 @@
           <w:numId w:val="1001"/>
         </w:numPr>
       </w:pPr>
-      <w:hyperlink r:id="rId276">
+      <w:hyperlink r:id="rId277">
         <w:r>
           <w:rPr>
             <w:rStyle w:val="Hyperlink"/>
@@ -4973,7 +4993,7 @@
           <w:numId w:val="1001"/>
         </w:numPr>
       </w:pPr>
-      <w:hyperlink r:id="rId277">
+      <w:hyperlink r:id="rId278">
         <w:r>
           <w:rPr>
             <w:rStyle w:val="Hyperlink"/>
@@ -4990,7 +5010,7 @@
           <w:numId w:val="1001"/>
         </w:numPr>
       </w:pPr>
-      <w:hyperlink r:id="rId278">
+      <w:hyperlink r:id="rId279">
         <w:r>
           <w:rPr>
             <w:rStyle w:val="Hyperlink"/>
@@ -5007,7 +5027,7 @@
           <w:numId w:val="1001"/>
         </w:numPr>
       </w:pPr>
-      <w:hyperlink r:id="rId279">
+      <w:hyperlink r:id="rId280">
         <w:r>
           <w:rPr>
             <w:rStyle w:val="Hyperlink"/>
@@ -5024,7 +5044,7 @@
           <w:numId w:val="1001"/>
         </w:numPr>
       </w:pPr>
-      <w:hyperlink r:id="rId280">
+      <w:hyperlink r:id="rId281">
         <w:r>
           <w:rPr>
             <w:rStyle w:val="Hyperlink"/>
@@ -5047,7 +5067,7 @@
           <w:numId w:val="1001"/>
         </w:numPr>
       </w:pPr>
-      <w:hyperlink r:id="rId281">
+      <w:hyperlink r:id="rId282">
         <w:r>
           <w:rPr>
             <w:rStyle w:val="Hyperlink"/>
@@ -5064,7 +5084,7 @@
           <w:numId w:val="1001"/>
         </w:numPr>
       </w:pPr>
-      <w:hyperlink r:id="rId282">
+      <w:hyperlink r:id="rId283">
         <w:r>
           <w:rPr>
             <w:rStyle w:val="Hyperlink"/>
@@ -5081,7 +5101,7 @@
           <w:numId w:val="1001"/>
         </w:numPr>
       </w:pPr>
-      <w:hyperlink r:id="rId283">
+      <w:hyperlink r:id="rId284">
         <w:r>
           <w:rPr>
             <w:rStyle w:val="Hyperlink"/>
@@ -5098,7 +5118,7 @@
           <w:numId w:val="1001"/>
         </w:numPr>
       </w:pPr>
-      <w:hyperlink r:id="rId284">
+      <w:hyperlink r:id="rId285">
         <w:r>
           <w:rPr>
             <w:rStyle w:val="Hyperlink"/>
@@ -5115,7 +5135,7 @@
           <w:numId w:val="1001"/>
         </w:numPr>
       </w:pPr>
-      <w:hyperlink r:id="rId285">
+      <w:hyperlink r:id="rId286">
         <w:r>
           <w:rPr>
             <w:rStyle w:val="Hyperlink"/>
@@ -5132,7 +5152,7 @@
           <w:numId w:val="1001"/>
         </w:numPr>
       </w:pPr>
-      <w:hyperlink r:id="rId286">
+      <w:hyperlink r:id="rId287">
         <w:r>
           <w:rPr>
             <w:rStyle w:val="Hyperlink"/>
@@ -5149,7 +5169,7 @@
           <w:numId w:val="1001"/>
         </w:numPr>
       </w:pPr>
-      <w:hyperlink r:id="rId287">
+      <w:hyperlink r:id="rId288">
         <w:r>
           <w:rPr>
             <w:rStyle w:val="Hyperlink"/>
@@ -5166,7 +5186,7 @@
           <w:numId w:val="1001"/>
         </w:numPr>
       </w:pPr>
-      <w:hyperlink r:id="rId288">
+      <w:hyperlink r:id="rId289">
         <w:r>
           <w:rPr>
             <w:rStyle w:val="Hyperlink"/>
@@ -5183,7 +5203,7 @@
           <w:numId w:val="1001"/>
         </w:numPr>
       </w:pPr>
-      <w:hyperlink r:id="rId289">
+      <w:hyperlink r:id="rId290">
         <w:r>
           <w:rPr>
             <w:rStyle w:val="Hyperlink"/>
@@ -5200,7 +5220,7 @@
           <w:numId w:val="1001"/>
         </w:numPr>
       </w:pPr>
-      <w:hyperlink r:id="rId290">
+      <w:hyperlink r:id="rId291">
         <w:r>
           <w:rPr>
             <w:rStyle w:val="Hyperlink"/>
@@ -5217,7 +5237,7 @@
           <w:numId w:val="1001"/>
         </w:numPr>
       </w:pPr>
-      <w:hyperlink r:id="rId291">
+      <w:hyperlink r:id="rId292">
         <w:r>
           <w:rPr>
             <w:rStyle w:val="Hyperlink"/>
@@ -5234,7 +5254,7 @@
           <w:numId w:val="1001"/>
         </w:numPr>
       </w:pPr>
-      <w:hyperlink r:id="rId292">
+      <w:hyperlink r:id="rId293">
         <w:r>
           <w:rPr>
             <w:rStyle w:val="Hyperlink"/>
@@ -5251,7 +5271,7 @@
           <w:numId w:val="1001"/>
         </w:numPr>
       </w:pPr>
-      <w:hyperlink r:id="rId293">
+      <w:hyperlink r:id="rId294">
         <w:r>
           <w:rPr>
             <w:rStyle w:val="Hyperlink"/>
@@ -5268,7 +5288,7 @@
           <w:numId w:val="1001"/>
         </w:numPr>
       </w:pPr>
-      <w:hyperlink r:id="rId294">
+      <w:hyperlink r:id="rId295">
         <w:r>
           <w:rPr>
             <w:rStyle w:val="Hyperlink"/>
@@ -5285,7 +5305,7 @@
           <w:numId w:val="1001"/>
         </w:numPr>
       </w:pPr>
-      <w:hyperlink r:id="rId295">
+      <w:hyperlink r:id="rId296">
         <w:r>
           <w:rPr>
             <w:rStyle w:val="Hyperlink"/>
@@ -5302,7 +5322,7 @@
           <w:numId w:val="1001"/>
         </w:numPr>
       </w:pPr>
-      <w:hyperlink r:id="rId296">
+      <w:hyperlink r:id="rId297">
         <w:r>
           <w:rPr>
             <w:rStyle w:val="Hyperlink"/>
@@ -5319,7 +5339,7 @@
           <w:numId w:val="1001"/>
         </w:numPr>
       </w:pPr>
-      <w:hyperlink r:id="rId297">
+      <w:hyperlink r:id="rId298">
         <w:r>
           <w:rPr>
             <w:rStyle w:val="Hyperlink"/>
@@ -5336,7 +5356,7 @@
           <w:numId w:val="1001"/>
         </w:numPr>
       </w:pPr>
-      <w:hyperlink r:id="rId298">
+      <w:hyperlink r:id="rId299">
         <w:r>
           <w:rPr>
             <w:rStyle w:val="Hyperlink"/>
@@ -5353,7 +5373,7 @@
           <w:numId w:val="1001"/>
         </w:numPr>
       </w:pPr>
-      <w:hyperlink r:id="rId299">
+      <w:hyperlink r:id="rId300">
         <w:r>
           <w:rPr>
             <w:rStyle w:val="Hyperlink"/>
@@ -5370,7 +5390,7 @@
           <w:numId w:val="1001"/>
         </w:numPr>
       </w:pPr>
-      <w:hyperlink r:id="rId300">
+      <w:hyperlink r:id="rId301">
         <w:r>
           <w:rPr>
             <w:rStyle w:val="Hyperlink"/>
@@ -5387,7 +5407,7 @@
           <w:numId w:val="1001"/>
         </w:numPr>
       </w:pPr>
-      <w:hyperlink r:id="rId301">
+      <w:hyperlink r:id="rId302">
         <w:r>
           <w:rPr>
             <w:rStyle w:val="Hyperlink"/>
@@ -5404,7 +5424,7 @@
           <w:numId w:val="1001"/>
         </w:numPr>
       </w:pPr>
-      <w:hyperlink r:id="rId302">
+      <w:hyperlink r:id="rId303">
         <w:r>
           <w:rPr>
             <w:rStyle w:val="Hyperlink"/>
@@ -5421,7 +5441,7 @@
           <w:numId w:val="1001"/>
         </w:numPr>
       </w:pPr>
-      <w:hyperlink r:id="rId303">
+      <w:hyperlink r:id="rId304">
         <w:r>
           <w:rPr>
             <w:rStyle w:val="Hyperlink"/>
@@ -5438,7 +5458,7 @@
           <w:numId w:val="1001"/>
         </w:numPr>
       </w:pPr>
-      <w:hyperlink r:id="rId304">
+      <w:hyperlink r:id="rId305">
         <w:r>
           <w:rPr>
             <w:rStyle w:val="Hyperlink"/>
@@ -5455,7 +5475,7 @@
           <w:numId w:val="1001"/>
         </w:numPr>
       </w:pPr>
-      <w:hyperlink r:id="rId305">
+      <w:hyperlink r:id="rId306">
         <w:r>
           <w:rPr>
             <w:rStyle w:val="Hyperlink"/>
@@ -5472,7 +5492,7 @@
           <w:numId w:val="1001"/>
         </w:numPr>
       </w:pPr>
-      <w:hyperlink r:id="rId306">
+      <w:hyperlink r:id="rId307">
         <w:r>
           <w:rPr>
             <w:rStyle w:val="Hyperlink"/>
@@ -5489,7 +5509,7 @@
           <w:numId w:val="1001"/>
         </w:numPr>
       </w:pPr>
-      <w:hyperlink r:id="rId307">
+      <w:hyperlink r:id="rId308">
         <w:r>
           <w:rPr>
             <w:rStyle w:val="Hyperlink"/>
@@ -5512,7 +5532,7 @@
           <w:numId w:val="1001"/>
         </w:numPr>
       </w:pPr>
-      <w:hyperlink r:id="rId308">
+      <w:hyperlink r:id="rId309">
         <w:r>
           <w:rPr>
             <w:rStyle w:val="Hyperlink"/>
@@ -5535,7 +5555,7 @@
           <w:numId w:val="1001"/>
         </w:numPr>
       </w:pPr>
-      <w:hyperlink r:id="rId309">
+      <w:hyperlink r:id="rId310">
         <w:r>
           <w:rPr>
             <w:rStyle w:val="Hyperlink"/>
@@ -5552,7 +5572,7 @@
           <w:numId w:val="1001"/>
         </w:numPr>
       </w:pPr>
-      <w:hyperlink r:id="rId310">
+      <w:hyperlink r:id="rId311">
         <w:r>
           <w:rPr>
             <w:rStyle w:val="Hyperlink"/>
@@ -5569,7 +5589,7 @@
           <w:numId w:val="1001"/>
         </w:numPr>
       </w:pPr>
-      <w:hyperlink r:id="rId311">
+      <w:hyperlink r:id="rId312">
         <w:r>
           <w:rPr>
             <w:rStyle w:val="Hyperlink"/>
@@ -5589,7 +5609,7 @@
       <w:r>
         <w:t xml:space="preserve">WorldCereal open global harmonized reference data repository [Data]](</w:t>
       </w:r>
-      <w:hyperlink r:id="rId312">
+      <w:hyperlink r:id="rId313">
         <w:r>
           <w:rPr>
             <w:rStyle w:val="Hyperlink"/>
@@ -5603,7 +5623,7 @@
       <w:r>
         <w:t xml:space="preserve"> </w:t>
       </w:r>
-      <w:hyperlink r:id="rId313">
+      <w:hyperlink r:id="rId314">
         <w:r>
           <w:rPr>
             <w:rStyle w:val="Hyperlink"/>
@@ -5620,7 +5640,7 @@
           <w:numId w:val="1001"/>
         </w:numPr>
       </w:pPr>
-      <w:hyperlink r:id="rId314">
+      <w:hyperlink r:id="rId315">
         <w:r>
           <w:rPr>
             <w:rStyle w:val="Hyperlink"/>
@@ -5637,7 +5657,7 @@
       <w:r>
         <w:t xml:space="preserve"> </w:t>
       </w:r>
-      <w:hyperlink r:id="rId315">
+      <w:hyperlink r:id="rId316">
         <w:r>
           <w:rPr>
             <w:rStyle w:val="Hyperlink"/>
@@ -5654,7 +5674,7 @@
           <w:numId w:val="1001"/>
         </w:numPr>
       </w:pPr>
-      <w:hyperlink r:id="rId316">
+      <w:hyperlink r:id="rId317">
         <w:r>
           <w:rPr>
             <w:rStyle w:val="Hyperlink"/>
@@ -5671,7 +5691,7 @@
           <w:numId w:val="1001"/>
         </w:numPr>
       </w:pPr>
-      <w:hyperlink r:id="rId317">
+      <w:hyperlink r:id="rId318">
         <w:r>
           <w:rPr>
             <w:rStyle w:val="Hyperlink"/>
@@ -5694,7 +5714,7 @@
       <w:r>
         <w:t xml:space="preserve"> </w:t>
       </w:r>
-      <w:hyperlink r:id="rId318">
+      <w:hyperlink r:id="rId319">
         <w:r>
           <w:rPr>
             <w:rStyle w:val="Hyperlink"/>
@@ -5711,7 +5731,7 @@
       <w:r>
         <w:t xml:space="preserve"> </w:t>
       </w:r>
-      <w:hyperlink r:id="rId319">
+      <w:hyperlink r:id="rId320">
         <w:r>
           <w:rPr>
             <w:rStyle w:val="Hyperlink"/>
@@ -5734,7 +5754,7 @@
       <w:r>
         <w:t xml:space="preserve"> </w:t>
       </w:r>
-      <w:hyperlink r:id="rId320">
+      <w:hyperlink r:id="rId321">
         <w:r>
           <w:rPr>
             <w:rStyle w:val="Hyperlink"/>
@@ -5745,7 +5765,7 @@
       <w:r>
         <w:t xml:space="preserve"> </w:t>
       </w:r>
-      <w:hyperlink r:id="rId321">
+      <w:hyperlink r:id="rId322">
         <w:r>
           <w:rPr>
             <w:rStyle w:val="Hyperlink"/>
@@ -5765,7 +5785,7 @@
       <w:r>
         <w:t xml:space="preserve">Facebook Neural-Code-Search-Evaluation-Dataset [dataset]](</w:t>
       </w:r>
-      <w:hyperlink r:id="rId322">
+      <w:hyperlink r:id="rId323">
         <w:r>
           <w:rPr>
             <w:rStyle w:val="Hyperlink"/>
@@ -5779,7 +5799,7 @@
       <w:r>
         <w:t xml:space="preserve"> </w:t>
       </w:r>
-      <w:hyperlink r:id="rId323">
+      <w:hyperlink r:id="rId324">
         <w:r>
           <w:rPr>
             <w:rStyle w:val="Hyperlink"/>
@@ -5802,7 +5822,7 @@
       <w:r>
         <w:t xml:space="preserve"> </w:t>
       </w:r>
-      <w:hyperlink r:id="rId324">
+      <w:hyperlink r:id="rId325">
         <w:r>
           <w:rPr>
             <w:rStyle w:val="Hyperlink"/>
@@ -5819,7 +5839,7 @@
       <w:r>
         <w:t xml:space="preserve"> </w:t>
       </w:r>
-      <w:hyperlink r:id="rId325">
+      <w:hyperlink r:id="rId326">
         <w:r>
           <w:rPr>
             <w:rStyle w:val="Hyperlink"/>
@@ -5842,7 +5862,7 @@
       <w:r>
         <w:t xml:space="preserve"> </w:t>
       </w:r>
-      <w:hyperlink r:id="rId326">
+      <w:hyperlink r:id="rId327">
         <w:r>
           <w:rPr>
             <w:rStyle w:val="Hyperlink"/>
@@ -5859,7 +5879,7 @@
       <w:r>
         <w:t xml:space="preserve"> </w:t>
       </w:r>
-      <w:hyperlink r:id="rId327">
+      <w:hyperlink r:id="rId328">
         <w:r>
           <w:rPr>
             <w:rStyle w:val="Hyperlink"/>
@@ -5882,7 +5902,7 @@
       <w:r>
         <w:t xml:space="preserve"> </w:t>
       </w:r>
-      <w:hyperlink r:id="rId328">
+      <w:hyperlink r:id="rId329">
         <w:r>
           <w:rPr>
             <w:rStyle w:val="Hyperlink"/>
@@ -5899,7 +5919,7 @@
       <w:r>
         <w:t xml:space="preserve"> </w:t>
       </w:r>
-      <w:hyperlink r:id="rId329">
+      <w:hyperlink r:id="rId330">
         <w:r>
           <w:rPr>
             <w:rStyle w:val="Hyperlink"/>
@@ -5916,7 +5936,7 @@
           <w:numId w:val="1001"/>
         </w:numPr>
       </w:pPr>
-      <w:hyperlink r:id="rId330">
+      <w:hyperlink r:id="rId331">
         <w:r>
           <w:rPr>
             <w:rStyle w:val="Hyperlink"/>
@@ -5939,7 +5959,7 @@
       <w:r>
         <w:t xml:space="preserve"> </w:t>
       </w:r>
-      <w:hyperlink r:id="rId331">
+      <w:hyperlink r:id="rId332">
         <w:r>
           <w:rPr>
             <w:rStyle w:val="Hyperlink"/>
@@ -5956,7 +5976,7 @@
       <w:r>
         <w:t xml:space="preserve"> </w:t>
       </w:r>
-      <w:hyperlink r:id="rId332">
+      <w:hyperlink r:id="rId333">
         <w:r>
           <w:rPr>
             <w:rStyle w:val="Hyperlink"/>
@@ -5979,7 +5999,7 @@
       <w:r>
         <w:t xml:space="preserve"> </w:t>
       </w:r>
-      <w:hyperlink r:id="rId333">
+      <w:hyperlink r:id="rId334">
         <w:r>
           <w:rPr>
             <w:rStyle w:val="Hyperlink"/>
@@ -5996,7 +6016,7 @@
       <w:r>
         <w:t xml:space="preserve"> </w:t>
       </w:r>
-      <w:hyperlink r:id="rId334">
+      <w:hyperlink r:id="rId335">
         <w:r>
           <w:rPr>
             <w:rStyle w:val="Hyperlink"/>
@@ -6019,7 +6039,7 @@
       <w:r>
         <w:t xml:space="preserve"> </w:t>
       </w:r>
-      <w:hyperlink r:id="rId335">
+      <w:hyperlink r:id="rId336">
         <w:r>
           <w:rPr>
             <w:rStyle w:val="Hyperlink"/>
@@ -6030,7 +6050,7 @@
       <w:r>
         <w:t xml:space="preserve"> </w:t>
       </w:r>
-      <w:hyperlink r:id="rId336">
+      <w:hyperlink r:id="rId337">
         <w:r>
           <w:rPr>
             <w:rStyle w:val="Hyperlink"/>
@@ -6053,7 +6073,7 @@
       <w:r>
         <w:t xml:space="preserve"> </w:t>
       </w:r>
-      <w:hyperlink r:id="rId337">
+      <w:hyperlink r:id="rId338">
         <w:r>
           <w:rPr>
             <w:rStyle w:val="Hyperlink"/>
@@ -6070,7 +6090,7 @@
       <w:r>
         <w:t xml:space="preserve"> </w:t>
       </w:r>
-      <w:hyperlink r:id="rId338">
+      <w:hyperlink r:id="rId339">
         <w:r>
           <w:rPr>
             <w:rStyle w:val="Hyperlink"/>
@@ -6079,13 +6099,1150 @@
         </w:r>
       </w:hyperlink>
     </w:p>
-    <w:bookmarkEnd w:id="339"/>
-    <w:bookmarkStart w:id="457" w:name="otras-referencias-interesantes"/>
+    <w:bookmarkEnd w:id="340"/>
+    <w:bookmarkStart w:id="393" w:name="visores-seguimiento-y-portales-temáticos"/>
     <w:p>
       <w:pPr>
         <w:pStyle w:val="Heading2"/>
       </w:pPr>
       <w:r>
+        <w:t xml:space="preserve">Visores, seguimiento y portales temáticos</w:t>
+      </w:r>
+    </w:p>
+    <w:p>
+      <w:pPr>
+        <w:pStyle w:val="FirstParagraph"/>
+      </w:pPr>
+      <w:r>
+        <w:t xml:space="preserve">Recursos revisados a partir de la</w:t>
+      </w:r>
+      <w:r>
+        <w:t xml:space="preserve"> </w:t>
+      </w:r>
+      <w:hyperlink r:id="rId341">
+        <w:r>
+          <w:rPr>
+            <w:rStyle w:val="Hyperlink"/>
+          </w:rPr>
+          <w:t xml:space="preserve">recopilación de Arquivo Curioso</w:t>
+        </w:r>
+      </w:hyperlink>
+      <w:r>
+        <w:t xml:space="preserve"> </w:t>
+      </w:r>
+      <w:r>
+        <w:t xml:space="preserve">(16 de septiembre de 2026). Incluyen observaciones, previsiones, simulaciones y catálogos con distintas frecuencias de actualización. El acceso público a un visor no implica que sus datos tengan una licencia abierta ni que se actualicen en tiempo real. Antes de descargar o reutilizar información, consultar la licencia, las condiciones de acceso y la fecha de los datos.</w:t>
+      </w:r>
+    </w:p>
+    <w:bookmarkStart w:id="356" w:name="X251357245d1572965e570922a3f8ddbd70483dc"/>
+    <w:p>
+      <w:pPr>
+        <w:pStyle w:val="Heading3"/>
+      </w:pPr>
+      <w:r>
+        <w:t xml:space="preserve">Meteorología, clima y observación de la Tierra</w:t>
+      </w:r>
+    </w:p>
+    <w:p>
+      <w:pPr>
+        <w:pStyle w:val="Compact"/>
+        <w:numPr>
+          <w:ilvl w:val="0"/>
+          <w:numId w:val="1002"/>
+        </w:numPr>
+      </w:pPr>
+      <w:hyperlink r:id="rId342">
+        <w:r>
+          <w:rPr>
+            <w:rStyle w:val="Hyperlink"/>
+          </w:rPr>
+          <w:t xml:space="preserve">Ventusky</w:t>
+        </w:r>
+      </w:hyperlink>
+      <w:r>
+        <w:t xml:space="preserve"> </w:t>
+      </w:r>
+      <w:r>
+        <w:t xml:space="preserve">— Mapas de previsión meteorológica, precipitación y oleaje.</w:t>
+      </w:r>
+    </w:p>
+    <w:p>
+      <w:pPr>
+        <w:pStyle w:val="Compact"/>
+        <w:numPr>
+          <w:ilvl w:val="0"/>
+          <w:numId w:val="1002"/>
+        </w:numPr>
+      </w:pPr>
+      <w:hyperlink r:id="rId343">
+        <w:r>
+          <w:rPr>
+            <w:rStyle w:val="Hyperlink"/>
+          </w:rPr>
+          <w:t xml:space="preserve">Earth Nullschool</w:t>
+        </w:r>
+      </w:hyperlink>
+      <w:r>
+        <w:t xml:space="preserve"> </w:t>
+      </w:r>
+      <w:r>
+        <w:t xml:space="preserve">— Visualización de viento, condiciones atmosféricas y corrientes oceánicas a partir de modelos.</w:t>
+      </w:r>
+    </w:p>
+    <w:p>
+      <w:pPr>
+        <w:pStyle w:val="Compact"/>
+        <w:numPr>
+          <w:ilvl w:val="0"/>
+          <w:numId w:val="1002"/>
+        </w:numPr>
+      </w:pPr>
+      <w:hyperlink r:id="rId344">
+        <w:r>
+          <w:rPr>
+            <w:rStyle w:val="Hyperlink"/>
+          </w:rPr>
+          <w:t xml:space="preserve">NASA Worldview</w:t>
+        </w:r>
+      </w:hyperlink>
+      <w:r>
+        <w:t xml:space="preserve"> </w:t>
+      </w:r>
+      <w:r>
+        <w:t xml:space="preserve">— Exploración de imágenes de satélite por fecha y variable.</w:t>
+      </w:r>
+    </w:p>
+    <w:p>
+      <w:pPr>
+        <w:pStyle w:val="Compact"/>
+        <w:numPr>
+          <w:ilvl w:val="0"/>
+          <w:numId w:val="1002"/>
+        </w:numPr>
+      </w:pPr>
+      <w:hyperlink r:id="rId345">
+        <w:r>
+          <w:rPr>
+            <w:rStyle w:val="Hyperlink"/>
+          </w:rPr>
+          <w:t xml:space="preserve">Climate Reanalyzer</w:t>
+        </w:r>
+      </w:hyperlink>
+      <w:r>
+        <w:t xml:space="preserve"> </w:t>
+      </w:r>
+      <w:r>
+        <w:t xml:space="preserve">— Mapas y series de variables climáticas y anomalías.</w:t>
+      </w:r>
+    </w:p>
+    <w:p>
+      <w:pPr>
+        <w:pStyle w:val="Compact"/>
+        <w:numPr>
+          <w:ilvl w:val="0"/>
+          <w:numId w:val="1002"/>
+        </w:numPr>
+      </w:pPr>
+      <w:hyperlink r:id="rId346">
+        <w:r>
+          <w:rPr>
+            <w:rStyle w:val="Hyperlink"/>
+          </w:rPr>
+          <w:t xml:space="preserve">NOAA National Hurricane Center</w:t>
+        </w:r>
+      </w:hyperlink>
+      <w:r>
+        <w:t xml:space="preserve"> </w:t>
+      </w:r>
+      <w:r>
+        <w:t xml:space="preserve">— Boletines, previsiones y seguimiento de ciclones tropicales.</w:t>
+      </w:r>
+    </w:p>
+    <w:p>
+      <w:pPr>
+        <w:pStyle w:val="Compact"/>
+        <w:numPr>
+          <w:ilvl w:val="0"/>
+          <w:numId w:val="1002"/>
+        </w:numPr>
+      </w:pPr>
+      <w:hyperlink r:id="rId347">
+        <w:r>
+          <w:rPr>
+            <w:rStyle w:val="Hyperlink"/>
+          </w:rPr>
+          <w:t xml:space="preserve">Tropical Tidbits</w:t>
+        </w:r>
+      </w:hyperlink>
+      <w:r>
+        <w:t xml:space="preserve"> </w:t>
+      </w:r>
+      <w:r>
+        <w:t xml:space="preserve">— Visualización de modelos meteorológicos y análisis de ciclones tropicales.</w:t>
+      </w:r>
+    </w:p>
+    <w:p>
+      <w:pPr>
+        <w:pStyle w:val="Compact"/>
+        <w:numPr>
+          <w:ilvl w:val="0"/>
+          <w:numId w:val="1002"/>
+        </w:numPr>
+      </w:pPr>
+      <w:hyperlink r:id="rId348">
+        <w:r>
+          <w:rPr>
+            <w:rStyle w:val="Hyperlink"/>
+          </w:rPr>
+          <w:t xml:space="preserve">AirNow Fire and Smoke Map</w:t>
+        </w:r>
+      </w:hyperlink>
+      <w:r>
+        <w:t xml:space="preserve"> </w:t>
+      </w:r>
+      <w:r>
+        <w:t xml:space="preserve">— Mapa de calidad del aire, humo e incendios, centrado en Estados Unidos.</w:t>
+      </w:r>
+    </w:p>
+    <w:p>
+      <w:pPr>
+        <w:pStyle w:val="Compact"/>
+        <w:numPr>
+          <w:ilvl w:val="0"/>
+          <w:numId w:val="1002"/>
+        </w:numPr>
+      </w:pPr>
+      <w:hyperlink r:id="rId349">
+        <w:r>
+          <w:rPr>
+            <w:rStyle w:val="Hyperlink"/>
+          </w:rPr>
+          <w:t xml:space="preserve">World Air Quality Index (AQICN / WAQI)</w:t>
+        </w:r>
+      </w:hyperlink>
+      <w:r>
+        <w:t xml:space="preserve"> </w:t>
+      </w:r>
+      <w:r>
+        <w:t xml:space="preserve">·</w:t>
+      </w:r>
+      <w:r>
+        <w:t xml:space="preserve"> </w:t>
+      </w:r>
+      <w:hyperlink r:id="rId350">
+        <w:r>
+          <w:rPr>
+            <w:rStyle w:val="Hyperlink"/>
+          </w:rPr>
+          <w:t xml:space="preserve">Mapa WAQI</w:t>
+        </w:r>
+      </w:hyperlink>
+      <w:r>
+        <w:t xml:space="preserve"> </w:t>
+      </w:r>
+      <w:r>
+        <w:t xml:space="preserve">— Mapas de calidad del aire; comprobar las condiciones de uso y redistribución.</w:t>
+      </w:r>
+    </w:p>
+    <w:p>
+      <w:pPr>
+        <w:pStyle w:val="Compact"/>
+        <w:numPr>
+          <w:ilvl w:val="0"/>
+          <w:numId w:val="1002"/>
+        </w:numPr>
+      </w:pPr>
+      <w:hyperlink r:id="rId351">
+        <w:r>
+          <w:rPr>
+            <w:rStyle w:val="Hyperlink"/>
+          </w:rPr>
+          <w:t xml:space="preserve">NSIDC</w:t>
+        </w:r>
+      </w:hyperlink>
+      <w:r>
+        <w:t xml:space="preserve"> </w:t>
+      </w:r>
+      <w:r>
+        <w:t xml:space="preserve">— Datos e información sobre nieve, hielo marino, glaciares y criosfera.</w:t>
+      </w:r>
+    </w:p>
+    <w:p>
+      <w:pPr>
+        <w:pStyle w:val="Compact"/>
+        <w:numPr>
+          <w:ilvl w:val="0"/>
+          <w:numId w:val="1002"/>
+        </w:numPr>
+      </w:pPr>
+      <w:hyperlink r:id="rId352">
+        <w:r>
+          <w:rPr>
+            <w:rStyle w:val="Hyperlink"/>
+          </w:rPr>
+          <w:t xml:space="preserve">NASA Sea Level Change</w:t>
+        </w:r>
+      </w:hyperlink>
+      <w:r>
+        <w:t xml:space="preserve"> </w:t>
+      </w:r>
+      <w:r>
+        <w:t xml:space="preserve">— Información, indicadores y recursos sobre cambios del nivel del mar.</w:t>
+      </w:r>
+    </w:p>
+    <w:p>
+      <w:pPr>
+        <w:pStyle w:val="Compact"/>
+        <w:numPr>
+          <w:ilvl w:val="0"/>
+          <w:numId w:val="1002"/>
+        </w:numPr>
+      </w:pPr>
+      <w:hyperlink r:id="rId353">
+        <w:r>
+          <w:rPr>
+            <w:rStyle w:val="Hyperlink"/>
+          </w:rPr>
+          <w:t xml:space="preserve">NOAA Tides and Currents</w:t>
+        </w:r>
+      </w:hyperlink>
+      <w:r>
+        <w:t xml:space="preserve"> </w:t>
+      </w:r>
+      <w:r>
+        <w:t xml:space="preserve">— Observaciones y predicciones de mareas, niveles del agua y corrientes.</w:t>
+      </w:r>
+    </w:p>
+    <w:p>
+      <w:pPr>
+        <w:pStyle w:val="Compact"/>
+        <w:numPr>
+          <w:ilvl w:val="0"/>
+          <w:numId w:val="1002"/>
+        </w:numPr>
+      </w:pPr>
+      <w:hyperlink r:id="rId354">
+        <w:r>
+          <w:rPr>
+            <w:rStyle w:val="Hyperlink"/>
+          </w:rPr>
+          <w:t xml:space="preserve">USGS Water Data</w:t>
+        </w:r>
+      </w:hyperlink>
+      <w:r>
+        <w:t xml:space="preserve"> </w:t>
+      </w:r>
+      <w:r>
+        <w:t xml:space="preserve">— Observaciones hidrológicas, caudales y niveles de agua en Estados Unidos.</w:t>
+      </w:r>
+    </w:p>
+    <w:p>
+      <w:pPr>
+        <w:pStyle w:val="Compact"/>
+        <w:numPr>
+          <w:ilvl w:val="0"/>
+          <w:numId w:val="1002"/>
+        </w:numPr>
+      </w:pPr>
+      <w:hyperlink r:id="rId355">
+        <w:r>
+          <w:rPr>
+            <w:rStyle w:val="Hyperlink"/>
+          </w:rPr>
+          <w:t xml:space="preserve">U.S. Drought Monitor</w:t>
+        </w:r>
+      </w:hyperlink>
+      <w:r>
+        <w:t xml:space="preserve"> </w:t>
+      </w:r>
+      <w:r>
+        <w:t xml:space="preserve">— Mapas y series semanales de sequía en Estados Unidos.</w:t>
+      </w:r>
+    </w:p>
+    <w:bookmarkEnd w:id="356"/>
+    <w:bookmarkStart w:id="363" w:name="sismicidad-y-volcanes"/>
+    <w:p>
+      <w:pPr>
+        <w:pStyle w:val="Heading3"/>
+      </w:pPr>
+      <w:r>
+        <w:t xml:space="preserve">Sismicidad y volcanes</w:t>
+      </w:r>
+    </w:p>
+    <w:p>
+      <w:pPr>
+        <w:pStyle w:val="Compact"/>
+        <w:numPr>
+          <w:ilvl w:val="0"/>
+          <w:numId w:val="1003"/>
+        </w:numPr>
+      </w:pPr>
+      <w:hyperlink r:id="rId357">
+        <w:r>
+          <w:rPr>
+            <w:rStyle w:val="Hyperlink"/>
+          </w:rPr>
+          <w:t xml:space="preserve">VolcanoDiscovery</w:t>
+        </w:r>
+      </w:hyperlink>
+      <w:r>
+        <w:t xml:space="preserve"> </w:t>
+      </w:r>
+      <w:r>
+        <w:t xml:space="preserve">— Información y seguimiento de volcanes y terremotos.</w:t>
+      </w:r>
+    </w:p>
+    <w:p>
+      <w:pPr>
+        <w:pStyle w:val="Compact"/>
+        <w:numPr>
+          <w:ilvl w:val="0"/>
+          <w:numId w:val="1003"/>
+        </w:numPr>
+      </w:pPr>
+      <w:hyperlink r:id="rId358">
+        <w:r>
+          <w:rPr>
+            <w:rStyle w:val="Hyperlink"/>
+          </w:rPr>
+          <w:t xml:space="preserve">EMSC</w:t>
+        </w:r>
+      </w:hyperlink>
+      <w:r>
+        <w:t xml:space="preserve"> </w:t>
+      </w:r>
+      <w:r>
+        <w:t xml:space="preserve">— Información y seguimiento de terremotos.</w:t>
+      </w:r>
+    </w:p>
+    <w:p>
+      <w:pPr>
+        <w:pStyle w:val="Compact"/>
+        <w:numPr>
+          <w:ilvl w:val="0"/>
+          <w:numId w:val="1003"/>
+        </w:numPr>
+      </w:pPr>
+      <w:hyperlink r:id="rId359">
+        <w:r>
+          <w:rPr>
+            <w:rStyle w:val="Hyperlink"/>
+          </w:rPr>
+          <w:t xml:space="preserve">SeismicPortal</w:t>
+        </w:r>
+      </w:hyperlink>
+      <w:r>
+        <w:t xml:space="preserve"> </w:t>
+      </w:r>
+      <w:r>
+        <w:t xml:space="preserve">— Servicios y acceso a información sísmica.</w:t>
+      </w:r>
+    </w:p>
+    <w:p>
+      <w:pPr>
+        <w:pStyle w:val="Compact"/>
+        <w:numPr>
+          <w:ilvl w:val="0"/>
+          <w:numId w:val="1003"/>
+        </w:numPr>
+      </w:pPr>
+      <w:hyperlink r:id="rId360">
+        <w:r>
+          <w:rPr>
+            <w:rStyle w:val="Hyperlink"/>
+          </w:rPr>
+          <w:t xml:space="preserve">Raspberry Shake</w:t>
+        </w:r>
+      </w:hyperlink>
+      <w:r>
+        <w:t xml:space="preserve"> </w:t>
+      </w:r>
+      <w:r>
+        <w:t xml:space="preserve">— Red de sensores sísmicos y herramientas de visualización; revisar las condiciones de acceso a datos.</w:t>
+      </w:r>
+    </w:p>
+    <w:p>
+      <w:pPr>
+        <w:pStyle w:val="Compact"/>
+        <w:numPr>
+          <w:ilvl w:val="0"/>
+          <w:numId w:val="1003"/>
+        </w:numPr>
+      </w:pPr>
+      <w:hyperlink r:id="rId361">
+        <w:r>
+          <w:rPr>
+            <w:rStyle w:val="Hyperlink"/>
+          </w:rPr>
+          <w:t xml:space="preserve">Smithsonian Global Volcanism Program</w:t>
+        </w:r>
+      </w:hyperlink>
+      <w:r>
+        <w:t xml:space="preserve"> </w:t>
+      </w:r>
+      <w:r>
+        <w:t xml:space="preserve">— Catálogo de volcanes, erupciones e informes de actividad.</w:t>
+      </w:r>
+    </w:p>
+    <w:p>
+      <w:pPr>
+        <w:pStyle w:val="Compact"/>
+        <w:numPr>
+          <w:ilvl w:val="0"/>
+          <w:numId w:val="1003"/>
+        </w:numPr>
+      </w:pPr>
+      <w:hyperlink r:id="rId362">
+        <w:r>
+          <w:rPr>
+            <w:rStyle w:val="Hyperlink"/>
+          </w:rPr>
+          <w:t xml:space="preserve">U.S. Tsunami Warning Centers</w:t>
+        </w:r>
+      </w:hyperlink>
+      <w:r>
+        <w:t xml:space="preserve"> </w:t>
+      </w:r>
+      <w:r>
+        <w:t xml:space="preserve">— Boletines y alertas oficiales de tsunami.</w:t>
+      </w:r>
+    </w:p>
+    <w:bookmarkEnd w:id="363"/>
+    <w:bookmarkStart w:id="375" w:name="astronomía-y-meteorología-espacial"/>
+    <w:p>
+      <w:pPr>
+        <w:pStyle w:val="Heading3"/>
+      </w:pPr>
+      <w:r>
+        <w:t xml:space="preserve">Astronomía y meteorología espacial</w:t>
+      </w:r>
+    </w:p>
+    <w:p>
+      <w:pPr>
+        <w:pStyle w:val="Compact"/>
+        <w:numPr>
+          <w:ilvl w:val="0"/>
+          <w:numId w:val="1004"/>
+        </w:numPr>
+      </w:pPr>
+      <w:hyperlink r:id="rId364">
+        <w:r>
+          <w:rPr>
+            <w:rStyle w:val="Hyperlink"/>
+          </w:rPr>
+          <w:t xml:space="preserve">Heavens-Above</w:t>
+        </w:r>
+      </w:hyperlink>
+      <w:r>
+        <w:t xml:space="preserve"> </w:t>
+      </w:r>
+      <w:r>
+        <w:t xml:space="preserve">— Predicciones de pasos de satélites y de la Estación Espacial Internacional.</w:t>
+      </w:r>
+    </w:p>
+    <w:p>
+      <w:pPr>
+        <w:pStyle w:val="Compact"/>
+        <w:numPr>
+          <w:ilvl w:val="0"/>
+          <w:numId w:val="1004"/>
+        </w:numPr>
+      </w:pPr>
+      <w:hyperlink r:id="rId365">
+        <w:r>
+          <w:rPr>
+            <w:rStyle w:val="Hyperlink"/>
+          </w:rPr>
+          <w:t xml:space="preserve">TheSkyLive</w:t>
+        </w:r>
+      </w:hyperlink>
+      <w:r>
+        <w:t xml:space="preserve"> </w:t>
+      </w:r>
+      <w:r>
+        <w:t xml:space="preserve">— Efemérides y posiciones de objetos del sistema solar.</w:t>
+      </w:r>
+    </w:p>
+    <w:p>
+      <w:pPr>
+        <w:pStyle w:val="Compact"/>
+        <w:numPr>
+          <w:ilvl w:val="0"/>
+          <w:numId w:val="1004"/>
+        </w:numPr>
+      </w:pPr>
+      <w:hyperlink r:id="rId366">
+        <w:r>
+          <w:rPr>
+            <w:rStyle w:val="Hyperlink"/>
+          </w:rPr>
+          <w:t xml:space="preserve">SpaceWeather.com</w:t>
+        </w:r>
+      </w:hyperlink>
+      <w:r>
+        <w:t xml:space="preserve"> </w:t>
+      </w:r>
+      <w:r>
+        <w:t xml:space="preserve">— Noticias y observaciones sobre actividad solar y meteorología espacial.</w:t>
+      </w:r>
+    </w:p>
+    <w:p>
+      <w:pPr>
+        <w:pStyle w:val="Compact"/>
+        <w:numPr>
+          <w:ilvl w:val="0"/>
+          <w:numId w:val="1004"/>
+        </w:numPr>
+      </w:pPr>
+      <w:hyperlink r:id="rId367">
+        <w:r>
+          <w:rPr>
+            <w:rStyle w:val="Hyperlink"/>
+          </w:rPr>
+          <w:t xml:space="preserve">NOAA Space Weather Prediction Center</w:t>
+        </w:r>
+      </w:hyperlink>
+      <w:r>
+        <w:t xml:space="preserve"> </w:t>
+      </w:r>
+      <w:r>
+        <w:t xml:space="preserve">— Observaciones, predicciones y alertas de meteorología espacial.</w:t>
+      </w:r>
+    </w:p>
+    <w:p>
+      <w:pPr>
+        <w:pStyle w:val="Compact"/>
+        <w:numPr>
+          <w:ilvl w:val="0"/>
+          <w:numId w:val="1004"/>
+        </w:numPr>
+      </w:pPr>
+      <w:hyperlink r:id="rId368">
+        <w:r>
+          <w:rPr>
+            <w:rStyle w:val="Hyperlink"/>
+          </w:rPr>
+          <w:t xml:space="preserve">NASA Spot the Station</w:t>
+        </w:r>
+      </w:hyperlink>
+      <w:r>
+        <w:t xml:space="preserve"> </w:t>
+      </w:r>
+      <w:r>
+        <w:t xml:space="preserve">— Información para observar los pasos de la Estación Espacial Internacional.</w:t>
+      </w:r>
+    </w:p>
+    <w:p>
+      <w:pPr>
+        <w:pStyle w:val="Compact"/>
+        <w:numPr>
+          <w:ilvl w:val="0"/>
+          <w:numId w:val="1004"/>
+        </w:numPr>
+      </w:pPr>
+      <w:hyperlink r:id="rId369">
+        <w:r>
+          <w:rPr>
+            <w:rStyle w:val="Hyperlink"/>
+          </w:rPr>
+          <w:t xml:space="preserve">N2YO</w:t>
+        </w:r>
+      </w:hyperlink>
+      <w:r>
+        <w:t xml:space="preserve"> </w:t>
+      </w:r>
+      <w:r>
+        <w:t xml:space="preserve">— Seguimiento y predicciones orbitales de satélites.</w:t>
+      </w:r>
+    </w:p>
+    <w:p>
+      <w:pPr>
+        <w:pStyle w:val="Compact"/>
+        <w:numPr>
+          <w:ilvl w:val="0"/>
+          <w:numId w:val="1004"/>
+        </w:numPr>
+      </w:pPr>
+      <w:hyperlink r:id="rId370">
+        <w:r>
+          <w:rPr>
+            <w:rStyle w:val="Hyperlink"/>
+          </w:rPr>
+          <w:t xml:space="preserve">Solar System Scope</w:t>
+        </w:r>
+      </w:hyperlink>
+      <w:r>
+        <w:t xml:space="preserve"> </w:t>
+      </w:r>
+      <w:r>
+        <w:t xml:space="preserve">— Simulación y exploración del sistema solar; las posiciones representadas no son observaciones en directo.</w:t>
+      </w:r>
+    </w:p>
+    <w:p>
+      <w:pPr>
+        <w:pStyle w:val="Compact"/>
+        <w:numPr>
+          <w:ilvl w:val="0"/>
+          <w:numId w:val="1004"/>
+        </w:numPr>
+      </w:pPr>
+      <w:hyperlink r:id="rId371">
+        <w:r>
+          <w:rPr>
+            <w:rStyle w:val="Hyperlink"/>
+          </w:rPr>
+          <w:t xml:space="preserve">NASA CNEOS</w:t>
+        </w:r>
+      </w:hyperlink>
+      <w:r>
+        <w:t xml:space="preserve"> </w:t>
+      </w:r>
+      <w:r>
+        <w:t xml:space="preserve">— Datos y análisis de objetos cercanos a la Tierra y aproximaciones orbitales.</w:t>
+      </w:r>
+    </w:p>
+    <w:p>
+      <w:pPr>
+        <w:pStyle w:val="Compact"/>
+        <w:numPr>
+          <w:ilvl w:val="0"/>
+          <w:numId w:val="1004"/>
+        </w:numPr>
+      </w:pPr>
+      <w:hyperlink r:id="rId372">
+        <w:r>
+          <w:rPr>
+            <w:rStyle w:val="Hyperlink"/>
+          </w:rPr>
+          <w:t xml:space="preserve">American Meteor Society Fireball Reports</w:t>
+        </w:r>
+      </w:hyperlink>
+      <w:r>
+        <w:t xml:space="preserve"> </w:t>
+      </w:r>
+      <w:r>
+        <w:t xml:space="preserve">— Informes ciudadanos y eventos de bólidos observados.</w:t>
+      </w:r>
+    </w:p>
+    <w:p>
+      <w:pPr>
+        <w:pStyle w:val="Compact"/>
+        <w:numPr>
+          <w:ilvl w:val="0"/>
+          <w:numId w:val="1004"/>
+        </w:numPr>
+      </w:pPr>
+      <w:hyperlink r:id="rId373">
+        <w:r>
+          <w:rPr>
+            <w:rStyle w:val="Hyperlink"/>
+          </w:rPr>
+          <w:t xml:space="preserve">Light Pollution Map</w:t>
+        </w:r>
+      </w:hyperlink>
+      <w:r>
+        <w:t xml:space="preserve"> </w:t>
+      </w:r>
+      <w:r>
+        <w:t xml:space="preserve">— Visualización de capas de contaminación lumínica; comprobar la fecha y procedencia de cada capa.</w:t>
+      </w:r>
+    </w:p>
+    <w:p>
+      <w:pPr>
+        <w:pStyle w:val="Compact"/>
+        <w:numPr>
+          <w:ilvl w:val="0"/>
+          <w:numId w:val="1004"/>
+        </w:numPr>
+      </w:pPr>
+      <w:hyperlink r:id="rId374">
+        <w:r>
+          <w:rPr>
+            <w:rStyle w:val="Hyperlink"/>
+          </w:rPr>
+          <w:t xml:space="preserve">SunCalc</w:t>
+        </w:r>
+      </w:hyperlink>
+      <w:r>
+        <w:t xml:space="preserve"> </w:t>
+      </w:r>
+      <w:r>
+        <w:t xml:space="preserve">— Cálculo de trayectoria solar, salida y puesta del Sol para una fecha y ubicación.</w:t>
+      </w:r>
+    </w:p>
+    <w:bookmarkEnd w:id="375"/>
+    <w:bookmarkStart w:id="385" w:name="transporte-energía-e-internet"/>
+    <w:p>
+      <w:pPr>
+        <w:pStyle w:val="Heading3"/>
+      </w:pPr>
+      <w:r>
+        <w:t xml:space="preserve">Transporte, energía e Internet</w:t>
+      </w:r>
+    </w:p>
+    <w:p>
+      <w:pPr>
+        <w:pStyle w:val="Compact"/>
+        <w:numPr>
+          <w:ilvl w:val="0"/>
+          <w:numId w:val="1005"/>
+        </w:numPr>
+      </w:pPr>
+      <w:hyperlink r:id="rId376">
+        <w:r>
+          <w:rPr>
+            <w:rStyle w:val="Hyperlink"/>
+          </w:rPr>
+          <w:t xml:space="preserve">ADS-B Exchange</w:t>
+        </w:r>
+      </w:hyperlink>
+      <w:r>
+        <w:t xml:space="preserve"> </w:t>
+      </w:r>
+      <w:r>
+        <w:t xml:space="preserve">— Visualización del tráfico aéreo mediante observaciones ADS-B; comprobar las condiciones de acceso a datos.</w:t>
+      </w:r>
+    </w:p>
+    <w:p>
+      <w:pPr>
+        <w:pStyle w:val="Compact"/>
+        <w:numPr>
+          <w:ilvl w:val="0"/>
+          <w:numId w:val="1005"/>
+        </w:numPr>
+      </w:pPr>
+      <w:hyperlink r:id="rId377">
+        <w:r>
+          <w:rPr>
+            <w:rStyle w:val="Hyperlink"/>
+          </w:rPr>
+          <w:t xml:space="preserve">OpenSky Network</w:t>
+        </w:r>
+      </w:hyperlink>
+      <w:r>
+        <w:t xml:space="preserve"> </w:t>
+      </w:r>
+      <w:r>
+        <w:t xml:space="preserve">— Observaciones de tráfico aéreo y servicios de acceso a datos; revisar requisitos y condiciones.</w:t>
+      </w:r>
+    </w:p>
+    <w:p>
+      <w:pPr>
+        <w:pStyle w:val="Compact"/>
+        <w:numPr>
+          <w:ilvl w:val="0"/>
+          <w:numId w:val="1005"/>
+        </w:numPr>
+      </w:pPr>
+      <w:hyperlink r:id="rId378">
+        <w:r>
+          <w:rPr>
+            <w:rStyle w:val="Hyperlink"/>
+          </w:rPr>
+          <w:t xml:space="preserve">OpenRailwayMap</w:t>
+        </w:r>
+      </w:hyperlink>
+      <w:r>
+        <w:t xml:space="preserve"> </w:t>
+      </w:r>
+      <w:r>
+        <w:t xml:space="preserve">— Mapa de infraestructura ferroviaria basado en OpenStreetMap; no representa posiciones de trenes en directo.</w:t>
+      </w:r>
+    </w:p>
+    <w:p>
+      <w:pPr>
+        <w:pStyle w:val="Compact"/>
+        <w:numPr>
+          <w:ilvl w:val="0"/>
+          <w:numId w:val="1005"/>
+        </w:numPr>
+      </w:pPr>
+      <w:hyperlink r:id="rId379">
+        <w:r>
+          <w:rPr>
+            <w:rStyle w:val="Hyperlink"/>
+          </w:rPr>
+          <w:t xml:space="preserve">Electricity Maps</w:t>
+        </w:r>
+      </w:hyperlink>
+      <w:r>
+        <w:t xml:space="preserve"> </w:t>
+      </w:r>
+      <w:r>
+        <w:t xml:space="preserve">— Visualización del sistema eléctrico y de su intensidad de carbono; acceso a datos sujeto a modalidad y condiciones.</w:t>
+      </w:r>
+    </w:p>
+    <w:p>
+      <w:pPr>
+        <w:pStyle w:val="Compact"/>
+        <w:numPr>
+          <w:ilvl w:val="0"/>
+          <w:numId w:val="1005"/>
+        </w:numPr>
+      </w:pPr>
+      <w:hyperlink r:id="rId380">
+        <w:r>
+          <w:rPr>
+            <w:rStyle w:val="Hyperlink"/>
+          </w:rPr>
+          <w:t xml:space="preserve">Energy-Charts</w:t>
+        </w:r>
+      </w:hyperlink>
+      <w:r>
+        <w:t xml:space="preserve"> </w:t>
+      </w:r>
+      <w:r>
+        <w:t xml:space="preserve">— Gráficos y datos de generación eléctrica y mercados energéticos.</w:t>
+      </w:r>
+    </w:p>
+    <w:p>
+      <w:pPr>
+        <w:pStyle w:val="Compact"/>
+        <w:numPr>
+          <w:ilvl w:val="0"/>
+          <w:numId w:val="1005"/>
+        </w:numPr>
+      </w:pPr>
+      <w:hyperlink r:id="rId381">
+        <w:r>
+          <w:rPr>
+            <w:rStyle w:val="Hyperlink"/>
+          </w:rPr>
+          <w:t xml:space="preserve">Gridwatch</w:t>
+        </w:r>
+      </w:hyperlink>
+      <w:r>
+        <w:t xml:space="preserve"> </w:t>
+      </w:r>
+      <w:r>
+        <w:t xml:space="preserve">— Indicadores de demanda y generación de la red eléctrica británica.</w:t>
+      </w:r>
+    </w:p>
+    <w:p>
+      <w:pPr>
+        <w:pStyle w:val="Compact"/>
+        <w:numPr>
+          <w:ilvl w:val="0"/>
+          <w:numId w:val="1005"/>
+        </w:numPr>
+      </w:pPr>
+      <w:hyperlink r:id="rId382">
+        <w:r>
+          <w:rPr>
+            <w:rStyle w:val="Hyperlink"/>
+          </w:rPr>
+          <w:t xml:space="preserve">NetBlocks</w:t>
+        </w:r>
+      </w:hyperlink>
+      <w:r>
+        <w:t xml:space="preserve"> </w:t>
+      </w:r>
+      <w:r>
+        <w:t xml:space="preserve">— Análisis e informes sobre conectividad e interrupciones de Internet.</w:t>
+      </w:r>
+    </w:p>
+    <w:p>
+      <w:pPr>
+        <w:pStyle w:val="Compact"/>
+        <w:numPr>
+          <w:ilvl w:val="0"/>
+          <w:numId w:val="1005"/>
+        </w:numPr>
+      </w:pPr>
+      <w:hyperlink r:id="rId383">
+        <w:r>
+          <w:rPr>
+            <w:rStyle w:val="Hyperlink"/>
+          </w:rPr>
+          <w:t xml:space="preserve">Cloudflare Radar</w:t>
+        </w:r>
+      </w:hyperlink>
+      <w:r>
+        <w:t xml:space="preserve"> </w:t>
+      </w:r>
+      <w:r>
+        <w:t xml:space="preserve">— Indicadores agregados sobre tráfico, conectividad y seguridad de Internet.</w:t>
+      </w:r>
+    </w:p>
+    <w:p>
+      <w:pPr>
+        <w:pStyle w:val="Compact"/>
+        <w:numPr>
+          <w:ilvl w:val="0"/>
+          <w:numId w:val="1005"/>
+        </w:numPr>
+      </w:pPr>
+      <w:hyperlink r:id="rId384">
+        <w:r>
+          <w:rPr>
+            <w:rStyle w:val="Hyperlink"/>
+          </w:rPr>
+          <w:t xml:space="preserve">WebSDR</w:t>
+        </w:r>
+      </w:hyperlink>
+      <w:r>
+        <w:t xml:space="preserve"> </w:t>
+      </w:r>
+      <w:r>
+        <w:t xml:space="preserve">— Directorio de receptores de radio que pueden escucharse desde el navegador.</w:t>
+      </w:r>
+    </w:p>
+    <w:bookmarkEnd w:id="385"/>
+    <w:bookmarkStart w:id="392" w:name="biodiversidad-y-seguimiento-de-fauna"/>
+    <w:p>
+      <w:pPr>
+        <w:pStyle w:val="Heading3"/>
+      </w:pPr>
+      <w:r>
+        <w:t xml:space="preserve">Biodiversidad y seguimiento de fauna</w:t>
+      </w:r>
+    </w:p>
+    <w:p>
+      <w:pPr>
+        <w:pStyle w:val="Compact"/>
+        <w:numPr>
+          <w:ilvl w:val="0"/>
+          <w:numId w:val="1006"/>
+        </w:numPr>
+      </w:pPr>
+      <w:hyperlink r:id="rId386">
+        <w:r>
+          <w:rPr>
+            <w:rStyle w:val="Hyperlink"/>
+          </w:rPr>
+          <w:t xml:space="preserve">OCEARCH</w:t>
+        </w:r>
+      </w:hyperlink>
+      <w:r>
+        <w:t xml:space="preserve"> </w:t>
+      </w:r>
+      <w:r>
+        <w:t xml:space="preserve">— Seguimiento de animales marinos etiquetados.</w:t>
+      </w:r>
+    </w:p>
+    <w:p>
+      <w:pPr>
+        <w:pStyle w:val="Compact"/>
+        <w:numPr>
+          <w:ilvl w:val="0"/>
+          <w:numId w:val="1006"/>
+        </w:numPr>
+      </w:pPr>
+      <w:hyperlink r:id="rId387">
+        <w:r>
+          <w:rPr>
+            <w:rStyle w:val="Hyperlink"/>
+          </w:rPr>
+          <w:t xml:space="preserve">BirdCast</w:t>
+        </w:r>
+      </w:hyperlink>
+      <w:r>
+        <w:t xml:space="preserve"> </w:t>
+      </w:r>
+      <w:r>
+        <w:t xml:space="preserve">— Información y mapas sobre migración de aves a partir de radar, centrados en Estados Unidos.</w:t>
+      </w:r>
+    </w:p>
+    <w:p>
+      <w:pPr>
+        <w:pStyle w:val="Compact"/>
+        <w:numPr>
+          <w:ilvl w:val="0"/>
+          <w:numId w:val="1006"/>
+        </w:numPr>
+      </w:pPr>
+      <w:hyperlink r:id="rId388">
+        <w:r>
+          <w:rPr>
+            <w:rStyle w:val="Hyperlink"/>
+          </w:rPr>
+          <w:t xml:space="preserve">eBird</w:t>
+        </w:r>
+      </w:hyperlink>
+      <w:r>
+        <w:t xml:space="preserve"> </w:t>
+      </w:r>
+      <w:r>
+        <w:t xml:space="preserve">— Observaciones de aves, mapas y recursos de datos ornitológicos; revisar condiciones de descarga.</w:t>
+      </w:r>
+    </w:p>
+    <w:p>
+      <w:pPr>
+        <w:pStyle w:val="Compact"/>
+        <w:numPr>
+          <w:ilvl w:val="0"/>
+          <w:numId w:val="1006"/>
+        </w:numPr>
+      </w:pPr>
+      <w:hyperlink r:id="rId389">
+        <w:r>
+          <w:rPr>
+            <w:rStyle w:val="Hyperlink"/>
+          </w:rPr>
+          <w:t xml:space="preserve">Movebank</w:t>
+        </w:r>
+      </w:hyperlink>
+      <w:r>
+        <w:t xml:space="preserve"> </w:t>
+      </w:r>
+      <w:r>
+        <w:t xml:space="preserve">— Repositorio de seguimiento de animales; la disponibilidad depende de cada estudio y sus permisos.</w:t>
+      </w:r>
+    </w:p>
+    <w:p>
+      <w:pPr>
+        <w:pStyle w:val="Compact"/>
+        <w:numPr>
+          <w:ilvl w:val="0"/>
+          <w:numId w:val="1006"/>
+        </w:numPr>
+      </w:pPr>
+      <w:hyperlink r:id="rId390">
+        <w:r>
+          <w:rPr>
+            <w:rStyle w:val="Hyperlink"/>
+          </w:rPr>
+          <w:t xml:space="preserve">iNaturalist</w:t>
+        </w:r>
+      </w:hyperlink>
+      <w:r>
+        <w:t xml:space="preserve"> </w:t>
+      </w:r>
+      <w:r>
+        <w:t xml:space="preserve">— Observaciones de biodiversidad; las licencias dependen del registro y del material asociado.</w:t>
+      </w:r>
+    </w:p>
+    <w:p>
+      <w:pPr>
+        <w:pStyle w:val="Compact"/>
+        <w:numPr>
+          <w:ilvl w:val="0"/>
+          <w:numId w:val="1006"/>
+        </w:numPr>
+      </w:pPr>
+      <w:hyperlink r:id="rId391">
+        <w:r>
+          <w:rPr>
+            <w:rStyle w:val="Hyperlink"/>
+          </w:rPr>
+          <w:t xml:space="preserve">GBIF</w:t>
+        </w:r>
+      </w:hyperlink>
+      <w:r>
+        <w:t xml:space="preserve"> </w:t>
+      </w:r>
+      <w:r>
+        <w:t xml:space="preserve">— Portal de registros de biodiversidad y descargas; revisar la licencia de cada conjunto.</w:t>
+      </w:r>
+    </w:p>
+    <w:bookmarkEnd w:id="392"/>
+    <w:bookmarkEnd w:id="393"/>
+    <w:bookmarkStart w:id="512" w:name="otras-referencias-interesantes"/>
+    <w:p>
+      <w:pPr>
+        <w:pStyle w:val="Heading2"/>
+      </w:pPr>
+      <w:r>
         <w:t xml:space="preserve">Otras referencias interesantes</w:t>
       </w:r>
     </w:p>
@@ -6094,10 +7251,10 @@
         <w:pStyle w:val="Compact"/>
         <w:numPr>
           <w:ilvl w:val="0"/>
-          <w:numId w:val="1002"/>
-        </w:numPr>
-      </w:pPr>
-      <w:hyperlink r:id="rId340">
+          <w:numId w:val="1007"/>
+        </w:numPr>
+      </w:pPr>
+      <w:hyperlink r:id="rId394">
         <w:r>
           <w:rPr>
             <w:rStyle w:val="Hyperlink"/>
@@ -6111,10 +7268,10 @@
         <w:pStyle w:val="Compact"/>
         <w:numPr>
           <w:ilvl w:val="0"/>
-          <w:numId w:val="1002"/>
-        </w:numPr>
-      </w:pPr>
-      <w:hyperlink r:id="rId341">
+          <w:numId w:val="1007"/>
+        </w:numPr>
+      </w:pPr>
+      <w:hyperlink r:id="rId395">
         <w:r>
           <w:rPr>
             <w:rStyle w:val="Hyperlink"/>
@@ -6128,10 +7285,10 @@
         <w:pStyle w:val="Compact"/>
         <w:numPr>
           <w:ilvl w:val="0"/>
-          <w:numId w:val="1002"/>
-        </w:numPr>
-      </w:pPr>
-      <w:hyperlink r:id="rId342">
+          <w:numId w:val="1007"/>
+        </w:numPr>
+      </w:pPr>
+      <w:hyperlink r:id="rId396">
         <w:r>
           <w:rPr>
             <w:rStyle w:val="Hyperlink"/>
@@ -6145,10 +7302,10 @@
         <w:pStyle w:val="Compact"/>
         <w:numPr>
           <w:ilvl w:val="0"/>
-          <w:numId w:val="1002"/>
-        </w:numPr>
-      </w:pPr>
-      <w:hyperlink r:id="rId343">
+          <w:numId w:val="1007"/>
+        </w:numPr>
+      </w:pPr>
+      <w:hyperlink r:id="rId397">
         <w:r>
           <w:rPr>
             <w:rStyle w:val="Hyperlink"/>
@@ -6162,10 +7319,10 @@
         <w:pStyle w:val="Compact"/>
         <w:numPr>
           <w:ilvl w:val="0"/>
-          <w:numId w:val="1002"/>
-        </w:numPr>
-      </w:pPr>
-      <w:hyperlink r:id="rId344">
+          <w:numId w:val="1007"/>
+        </w:numPr>
+      </w:pPr>
+      <w:hyperlink r:id="rId398">
         <w:r>
           <w:rPr>
             <w:rStyle w:val="Hyperlink"/>
@@ -6179,10 +7336,10 @@
         <w:pStyle w:val="Compact"/>
         <w:numPr>
           <w:ilvl w:val="0"/>
-          <w:numId w:val="1002"/>
-        </w:numPr>
-      </w:pPr>
-      <w:hyperlink r:id="rId345">
+          <w:numId w:val="1007"/>
+        </w:numPr>
+      </w:pPr>
+      <w:hyperlink r:id="rId399">
         <w:r>
           <w:rPr>
             <w:rStyle w:val="Hyperlink"/>
@@ -6196,10 +7353,10 @@
         <w:pStyle w:val="Compact"/>
         <w:numPr>
           <w:ilvl w:val="0"/>
-          <w:numId w:val="1002"/>
-        </w:numPr>
-      </w:pPr>
-      <w:hyperlink r:id="rId346">
+          <w:numId w:val="1007"/>
+        </w:numPr>
+      </w:pPr>
+      <w:hyperlink r:id="rId400">
         <w:r>
           <w:rPr>
             <w:rStyle w:val="Hyperlink"/>
@@ -6213,10 +7370,10 @@
         <w:pStyle w:val="Compact"/>
         <w:numPr>
           <w:ilvl w:val="0"/>
-          <w:numId w:val="1002"/>
-        </w:numPr>
-      </w:pPr>
-      <w:hyperlink r:id="rId347">
+          <w:numId w:val="1007"/>
+        </w:numPr>
+      </w:pPr>
+      <w:hyperlink r:id="rId401">
         <w:r>
           <w:rPr>
             <w:rStyle w:val="Hyperlink"/>
@@ -6230,10 +7387,10 @@
         <w:pStyle w:val="Compact"/>
         <w:numPr>
           <w:ilvl w:val="0"/>
-          <w:numId w:val="1002"/>
-        </w:numPr>
-      </w:pPr>
-      <w:hyperlink r:id="rId348">
+          <w:numId w:val="1007"/>
+        </w:numPr>
+      </w:pPr>
+      <w:hyperlink r:id="rId402">
         <w:r>
           <w:rPr>
             <w:rStyle w:val="Hyperlink"/>
@@ -6247,10 +7404,10 @@
         <w:pStyle w:val="Compact"/>
         <w:numPr>
           <w:ilvl w:val="0"/>
-          <w:numId w:val="1002"/>
-        </w:numPr>
-      </w:pPr>
-      <w:hyperlink r:id="rId349">
+          <w:numId w:val="1007"/>
+        </w:numPr>
+      </w:pPr>
+      <w:hyperlink r:id="rId403">
         <w:r>
           <w:rPr>
             <w:rStyle w:val="Hyperlink"/>
@@ -6264,10 +7421,10 @@
         <w:pStyle w:val="Compact"/>
         <w:numPr>
           <w:ilvl w:val="0"/>
-          <w:numId w:val="1002"/>
-        </w:numPr>
-      </w:pPr>
-      <w:hyperlink r:id="rId350">
+          <w:numId w:val="1007"/>
+        </w:numPr>
+      </w:pPr>
+      <w:hyperlink r:id="rId404">
         <w:r>
           <w:rPr>
             <w:rStyle w:val="Hyperlink"/>
@@ -6281,10 +7438,10 @@
         <w:pStyle w:val="Compact"/>
         <w:numPr>
           <w:ilvl w:val="0"/>
-          <w:numId w:val="1002"/>
-        </w:numPr>
-      </w:pPr>
-      <w:hyperlink r:id="rId351">
+          <w:numId w:val="1007"/>
+        </w:numPr>
+      </w:pPr>
+      <w:hyperlink r:id="rId405">
         <w:r>
           <w:rPr>
             <w:rStyle w:val="Hyperlink"/>
@@ -6298,10 +7455,10 @@
         <w:pStyle w:val="Compact"/>
         <w:numPr>
           <w:ilvl w:val="0"/>
-          <w:numId w:val="1002"/>
-        </w:numPr>
-      </w:pPr>
-      <w:hyperlink r:id="rId352">
+          <w:numId w:val="1007"/>
+        </w:numPr>
+      </w:pPr>
+      <w:hyperlink r:id="rId406">
         <w:r>
           <w:rPr>
             <w:rStyle w:val="Hyperlink"/>
@@ -6318,7 +7475,7 @@
       <w:r>
         <w:t xml:space="preserve"> </w:t>
       </w:r>
-      <w:hyperlink r:id="rId353">
+      <w:hyperlink r:id="rId407">
         <w:r>
           <w:rPr>
             <w:rStyle w:val="Hyperlink"/>
@@ -6332,10 +7489,10 @@
         <w:pStyle w:val="Compact"/>
         <w:numPr>
           <w:ilvl w:val="0"/>
-          <w:numId w:val="1002"/>
-        </w:numPr>
-      </w:pPr>
-      <w:hyperlink r:id="rId354">
+          <w:numId w:val="1007"/>
+        </w:numPr>
+      </w:pPr>
+      <w:hyperlink r:id="rId408">
         <w:r>
           <w:rPr>
             <w:rStyle w:val="Hyperlink"/>
@@ -6352,10 +7509,10 @@
         <w:pStyle w:val="Compact"/>
         <w:numPr>
           <w:ilvl w:val="0"/>
-          <w:numId w:val="1002"/>
-        </w:numPr>
-      </w:pPr>
-      <w:hyperlink r:id="rId355">
+          <w:numId w:val="1007"/>
+        </w:numPr>
+      </w:pPr>
+      <w:hyperlink r:id="rId409">
         <w:r>
           <w:rPr>
             <w:rStyle w:val="Hyperlink"/>
@@ -6369,10 +7526,10 @@
         <w:pStyle w:val="Compact"/>
         <w:numPr>
           <w:ilvl w:val="0"/>
-          <w:numId w:val="1002"/>
-        </w:numPr>
-      </w:pPr>
-      <w:hyperlink r:id="rId356">
+          <w:numId w:val="1007"/>
+        </w:numPr>
+      </w:pPr>
+      <w:hyperlink r:id="rId410">
         <w:r>
           <w:rPr>
             <w:rStyle w:val="Hyperlink"/>
@@ -6386,10 +7543,10 @@
         <w:pStyle w:val="Compact"/>
         <w:numPr>
           <w:ilvl w:val="0"/>
-          <w:numId w:val="1002"/>
-        </w:numPr>
-      </w:pPr>
-      <w:hyperlink r:id="rId357">
+          <w:numId w:val="1007"/>
+        </w:numPr>
+      </w:pPr>
+      <w:hyperlink r:id="rId411">
         <w:r>
           <w:rPr>
             <w:rStyle w:val="Hyperlink"/>
@@ -6403,10 +7560,10 @@
         <w:pStyle w:val="Compact"/>
         <w:numPr>
           <w:ilvl w:val="0"/>
-          <w:numId w:val="1002"/>
-        </w:numPr>
-      </w:pPr>
-      <w:hyperlink r:id="rId358">
+          <w:numId w:val="1007"/>
+        </w:numPr>
+      </w:pPr>
+      <w:hyperlink r:id="rId412">
         <w:r>
           <w:rPr>
             <w:rStyle w:val="Hyperlink"/>
@@ -6420,10 +7577,10 @@
         <w:pStyle w:val="Compact"/>
         <w:numPr>
           <w:ilvl w:val="0"/>
-          <w:numId w:val="1002"/>
-        </w:numPr>
-      </w:pPr>
-      <w:hyperlink r:id="rId359">
+          <w:numId w:val="1007"/>
+        </w:numPr>
+      </w:pPr>
+      <w:hyperlink r:id="rId413">
         <w:r>
           <w:rPr>
             <w:rStyle w:val="Hyperlink"/>
@@ -6437,10 +7594,10 @@
         <w:pStyle w:val="Compact"/>
         <w:numPr>
           <w:ilvl w:val="0"/>
-          <w:numId w:val="1002"/>
-        </w:numPr>
-      </w:pPr>
-      <w:hyperlink r:id="rId360">
+          <w:numId w:val="1007"/>
+        </w:numPr>
+      </w:pPr>
+      <w:hyperlink r:id="rId414">
         <w:r>
           <w:rPr>
             <w:rStyle w:val="Hyperlink"/>
@@ -6454,10 +7611,10 @@
         <w:pStyle w:val="Compact"/>
         <w:numPr>
           <w:ilvl w:val="0"/>
-          <w:numId w:val="1002"/>
-        </w:numPr>
-      </w:pPr>
-      <w:hyperlink r:id="rId361">
+          <w:numId w:val="1007"/>
+        </w:numPr>
+      </w:pPr>
+      <w:hyperlink r:id="rId415">
         <w:r>
           <w:rPr>
             <w:rStyle w:val="Hyperlink"/>
@@ -6471,10 +7628,10 @@
         <w:pStyle w:val="Compact"/>
         <w:numPr>
           <w:ilvl w:val="0"/>
-          <w:numId w:val="1002"/>
-        </w:numPr>
-      </w:pPr>
-      <w:hyperlink r:id="rId362">
+          <w:numId w:val="1007"/>
+        </w:numPr>
+      </w:pPr>
+      <w:hyperlink r:id="rId416">
         <w:r>
           <w:rPr>
             <w:rStyle w:val="Hyperlink"/>
@@ -6488,10 +7645,10 @@
         <w:pStyle w:val="Compact"/>
         <w:numPr>
           <w:ilvl w:val="0"/>
-          <w:numId w:val="1002"/>
-        </w:numPr>
-      </w:pPr>
-      <w:hyperlink r:id="rId363">
+          <w:numId w:val="1007"/>
+        </w:numPr>
+      </w:pPr>
+      <w:hyperlink r:id="rId417">
         <w:r>
           <w:rPr>
             <w:rStyle w:val="Hyperlink"/>
@@ -6505,10 +7662,10 @@
         <w:pStyle w:val="Compact"/>
         <w:numPr>
           <w:ilvl w:val="0"/>
-          <w:numId w:val="1002"/>
-        </w:numPr>
-      </w:pPr>
-      <w:hyperlink r:id="rId364">
+          <w:numId w:val="1007"/>
+        </w:numPr>
+      </w:pPr>
+      <w:hyperlink r:id="rId418">
         <w:r>
           <w:rPr>
             <w:rStyle w:val="Hyperlink"/>
@@ -6522,10 +7679,10 @@
         <w:pStyle w:val="Compact"/>
         <w:numPr>
           <w:ilvl w:val="0"/>
-          <w:numId w:val="1002"/>
-        </w:numPr>
-      </w:pPr>
-      <w:hyperlink r:id="rId365">
+          <w:numId w:val="1007"/>
+        </w:numPr>
+      </w:pPr>
+      <w:hyperlink r:id="rId419">
         <w:r>
           <w:rPr>
             <w:rStyle w:val="Hyperlink"/>
@@ -6539,10 +7696,10 @@
         <w:pStyle w:val="Compact"/>
         <w:numPr>
           <w:ilvl w:val="0"/>
-          <w:numId w:val="1002"/>
-        </w:numPr>
-      </w:pPr>
-      <w:hyperlink r:id="rId366">
+          <w:numId w:val="1007"/>
+        </w:numPr>
+      </w:pPr>
+      <w:hyperlink r:id="rId420">
         <w:r>
           <w:rPr>
             <w:rStyle w:val="Hyperlink"/>
@@ -6556,10 +7713,10 @@
         <w:pStyle w:val="Compact"/>
         <w:numPr>
           <w:ilvl w:val="0"/>
-          <w:numId w:val="1002"/>
-        </w:numPr>
-      </w:pPr>
-      <w:hyperlink r:id="rId367">
+          <w:numId w:val="1007"/>
+        </w:numPr>
+      </w:pPr>
+      <w:hyperlink r:id="rId421">
         <w:r>
           <w:rPr>
             <w:rStyle w:val="Hyperlink"/>
@@ -6573,10 +7730,10 @@
         <w:pStyle w:val="Compact"/>
         <w:numPr>
           <w:ilvl w:val="0"/>
-          <w:numId w:val="1002"/>
-        </w:numPr>
-      </w:pPr>
-      <w:hyperlink r:id="rId368">
+          <w:numId w:val="1007"/>
+        </w:numPr>
+      </w:pPr>
+      <w:hyperlink r:id="rId422">
         <w:r>
           <w:rPr>
             <w:rStyle w:val="Hyperlink"/>
@@ -6590,10 +7747,10 @@
         <w:pStyle w:val="Compact"/>
         <w:numPr>
           <w:ilvl w:val="0"/>
-          <w:numId w:val="1002"/>
-        </w:numPr>
-      </w:pPr>
-      <w:hyperlink r:id="rId369">
+          <w:numId w:val="1007"/>
+        </w:numPr>
+      </w:pPr>
+      <w:hyperlink r:id="rId423">
         <w:r>
           <w:rPr>
             <w:rStyle w:val="Hyperlink"/>
@@ -6607,10 +7764,10 @@
         <w:pStyle w:val="Compact"/>
         <w:numPr>
           <w:ilvl w:val="0"/>
-          <w:numId w:val="1002"/>
-        </w:numPr>
-      </w:pPr>
-      <w:hyperlink r:id="rId370">
+          <w:numId w:val="1007"/>
+        </w:numPr>
+      </w:pPr>
+      <w:hyperlink r:id="rId424">
         <w:r>
           <w:rPr>
             <w:rStyle w:val="Hyperlink"/>
@@ -6624,10 +7781,10 @@
         <w:pStyle w:val="Compact"/>
         <w:numPr>
           <w:ilvl w:val="0"/>
-          <w:numId w:val="1002"/>
-        </w:numPr>
-      </w:pPr>
-      <w:hyperlink r:id="rId371">
+          <w:numId w:val="1007"/>
+        </w:numPr>
+      </w:pPr>
+      <w:hyperlink r:id="rId425">
         <w:r>
           <w:rPr>
             <w:rStyle w:val="Hyperlink"/>
@@ -6641,10 +7798,10 @@
         <w:pStyle w:val="Compact"/>
         <w:numPr>
           <w:ilvl w:val="0"/>
-          <w:numId w:val="1002"/>
-        </w:numPr>
-      </w:pPr>
-      <w:hyperlink r:id="rId372">
+          <w:numId w:val="1007"/>
+        </w:numPr>
+      </w:pPr>
+      <w:hyperlink r:id="rId426">
         <w:r>
           <w:rPr>
             <w:rStyle w:val="Hyperlink"/>
@@ -6658,10 +7815,10 @@
         <w:pStyle w:val="Compact"/>
         <w:numPr>
           <w:ilvl w:val="0"/>
-          <w:numId w:val="1002"/>
-        </w:numPr>
-      </w:pPr>
-      <w:hyperlink r:id="rId373">
+          <w:numId w:val="1007"/>
+        </w:numPr>
+      </w:pPr>
+      <w:hyperlink r:id="rId427">
         <w:r>
           <w:rPr>
             <w:rStyle w:val="Hyperlink"/>
@@ -6675,10 +7832,10 @@
         <w:pStyle w:val="Compact"/>
         <w:numPr>
           <w:ilvl w:val="0"/>
-          <w:numId w:val="1002"/>
-        </w:numPr>
-      </w:pPr>
-      <w:hyperlink r:id="rId374">
+          <w:numId w:val="1007"/>
+        </w:numPr>
+      </w:pPr>
+      <w:hyperlink r:id="rId428">
         <w:r>
           <w:rPr>
             <w:rStyle w:val="Hyperlink"/>
@@ -6692,10 +7849,10 @@
         <w:pStyle w:val="Compact"/>
         <w:numPr>
           <w:ilvl w:val="0"/>
-          <w:numId w:val="1002"/>
-        </w:numPr>
-      </w:pPr>
-      <w:hyperlink r:id="rId375">
+          <w:numId w:val="1007"/>
+        </w:numPr>
+      </w:pPr>
+      <w:hyperlink r:id="rId429">
         <w:r>
           <w:rPr>
             <w:rStyle w:val="Hyperlink"/>
@@ -6709,10 +7866,10 @@
         <w:pStyle w:val="Compact"/>
         <w:numPr>
           <w:ilvl w:val="0"/>
-          <w:numId w:val="1002"/>
-        </w:numPr>
-      </w:pPr>
-      <w:hyperlink r:id="rId376">
+          <w:numId w:val="1007"/>
+        </w:numPr>
+      </w:pPr>
+      <w:hyperlink r:id="rId430">
         <w:r>
           <w:rPr>
             <w:rStyle w:val="Hyperlink"/>
@@ -6726,10 +7883,10 @@
         <w:pStyle w:val="Compact"/>
         <w:numPr>
           <w:ilvl w:val="0"/>
-          <w:numId w:val="1002"/>
-        </w:numPr>
-      </w:pPr>
-      <w:hyperlink r:id="rId377">
+          <w:numId w:val="1007"/>
+        </w:numPr>
+      </w:pPr>
+      <w:hyperlink r:id="rId431">
         <w:r>
           <w:rPr>
             <w:rStyle w:val="Hyperlink"/>
@@ -6743,10 +7900,10 @@
         <w:pStyle w:val="Compact"/>
         <w:numPr>
           <w:ilvl w:val="0"/>
-          <w:numId w:val="1002"/>
-        </w:numPr>
-      </w:pPr>
-      <w:hyperlink r:id="rId378">
+          <w:numId w:val="1007"/>
+        </w:numPr>
+      </w:pPr>
+      <w:hyperlink r:id="rId432">
         <w:r>
           <w:rPr>
             <w:rStyle w:val="Hyperlink"/>
@@ -6760,10 +7917,10 @@
         <w:pStyle w:val="Compact"/>
         <w:numPr>
           <w:ilvl w:val="0"/>
-          <w:numId w:val="1002"/>
-        </w:numPr>
-      </w:pPr>
-      <w:hyperlink r:id="rId379">
+          <w:numId w:val="1007"/>
+        </w:numPr>
+      </w:pPr>
+      <w:hyperlink r:id="rId433">
         <w:r>
           <w:rPr>
             <w:rStyle w:val="Hyperlink"/>
@@ -6777,10 +7934,10 @@
         <w:pStyle w:val="Compact"/>
         <w:numPr>
           <w:ilvl w:val="0"/>
-          <w:numId w:val="1002"/>
-        </w:numPr>
-      </w:pPr>
-      <w:hyperlink r:id="rId380">
+          <w:numId w:val="1007"/>
+        </w:numPr>
+      </w:pPr>
+      <w:hyperlink r:id="rId434">
         <w:r>
           <w:rPr>
             <w:rStyle w:val="Hyperlink"/>
@@ -6794,10 +7951,10 @@
         <w:pStyle w:val="Compact"/>
         <w:numPr>
           <w:ilvl w:val="0"/>
-          <w:numId w:val="1002"/>
-        </w:numPr>
-      </w:pPr>
-      <w:hyperlink r:id="rId381">
+          <w:numId w:val="1007"/>
+        </w:numPr>
+      </w:pPr>
+      <w:hyperlink r:id="rId435">
         <w:r>
           <w:rPr>
             <w:rStyle w:val="Hyperlink"/>
@@ -6811,10 +7968,10 @@
         <w:pStyle w:val="Compact"/>
         <w:numPr>
           <w:ilvl w:val="0"/>
-          <w:numId w:val="1002"/>
-        </w:numPr>
-      </w:pPr>
-      <w:hyperlink r:id="rId382">
+          <w:numId w:val="1007"/>
+        </w:numPr>
+      </w:pPr>
+      <w:hyperlink r:id="rId436">
         <w:r>
           <w:rPr>
             <w:rStyle w:val="Hyperlink"/>
@@ -6828,10 +7985,10 @@
         <w:pStyle w:val="Compact"/>
         <w:numPr>
           <w:ilvl w:val="0"/>
-          <w:numId w:val="1002"/>
-        </w:numPr>
-      </w:pPr>
-      <w:hyperlink r:id="rId383">
+          <w:numId w:val="1007"/>
+        </w:numPr>
+      </w:pPr>
+      <w:hyperlink r:id="rId437">
         <w:r>
           <w:rPr>
             <w:rStyle w:val="Hyperlink"/>
@@ -6845,10 +8002,10 @@
         <w:pStyle w:val="Compact"/>
         <w:numPr>
           <w:ilvl w:val="0"/>
-          <w:numId w:val="1002"/>
-        </w:numPr>
-      </w:pPr>
-      <w:hyperlink r:id="rId384">
+          <w:numId w:val="1007"/>
+        </w:numPr>
+      </w:pPr>
+      <w:hyperlink r:id="rId438">
         <w:r>
           <w:rPr>
             <w:rStyle w:val="Hyperlink"/>
@@ -6862,10 +8019,10 @@
         <w:pStyle w:val="Compact"/>
         <w:numPr>
           <w:ilvl w:val="0"/>
-          <w:numId w:val="1002"/>
-        </w:numPr>
-      </w:pPr>
-      <w:hyperlink r:id="rId385">
+          <w:numId w:val="1007"/>
+        </w:numPr>
+      </w:pPr>
+      <w:hyperlink r:id="rId439">
         <w:r>
           <w:rPr>
             <w:rStyle w:val="Hyperlink"/>
@@ -6879,10 +8036,10 @@
         <w:pStyle w:val="Compact"/>
         <w:numPr>
           <w:ilvl w:val="0"/>
-          <w:numId w:val="1002"/>
-        </w:numPr>
-      </w:pPr>
-      <w:hyperlink r:id="rId386">
+          <w:numId w:val="1007"/>
+        </w:numPr>
+      </w:pPr>
+      <w:hyperlink r:id="rId440">
         <w:r>
           <w:rPr>
             <w:rStyle w:val="Hyperlink"/>
@@ -6896,10 +8053,10 @@
         <w:pStyle w:val="Compact"/>
         <w:numPr>
           <w:ilvl w:val="0"/>
-          <w:numId w:val="1002"/>
-        </w:numPr>
-      </w:pPr>
-      <w:hyperlink r:id="rId387">
+          <w:numId w:val="1007"/>
+        </w:numPr>
+      </w:pPr>
+      <w:hyperlink r:id="rId441">
         <w:r>
           <w:rPr>
             <w:rStyle w:val="Hyperlink"/>
@@ -6913,10 +8070,10 @@
         <w:pStyle w:val="Compact"/>
         <w:numPr>
           <w:ilvl w:val="0"/>
-          <w:numId w:val="1002"/>
-        </w:numPr>
-      </w:pPr>
-      <w:hyperlink r:id="rId388">
+          <w:numId w:val="1007"/>
+        </w:numPr>
+      </w:pPr>
+      <w:hyperlink r:id="rId442">
         <w:r>
           <w:rPr>
             <w:rStyle w:val="Hyperlink"/>
@@ -6933,10 +8090,10 @@
         <w:pStyle w:val="Compact"/>
         <w:numPr>
           <w:ilvl w:val="0"/>
-          <w:numId w:val="1002"/>
-        </w:numPr>
-      </w:pPr>
-      <w:hyperlink r:id="rId389">
+          <w:numId w:val="1007"/>
+        </w:numPr>
+      </w:pPr>
+      <w:hyperlink r:id="rId443">
         <w:r>
           <w:rPr>
             <w:rStyle w:val="Hyperlink"/>
@@ -6950,10 +8107,10 @@
         <w:pStyle w:val="Compact"/>
         <w:numPr>
           <w:ilvl w:val="0"/>
-          <w:numId w:val="1002"/>
-        </w:numPr>
-      </w:pPr>
-      <w:hyperlink r:id="rId390">
+          <w:numId w:val="1007"/>
+        </w:numPr>
+      </w:pPr>
+      <w:hyperlink r:id="rId444">
         <w:r>
           <w:rPr>
             <w:rStyle w:val="Hyperlink"/>
@@ -6967,10 +8124,10 @@
         <w:pStyle w:val="Compact"/>
         <w:numPr>
           <w:ilvl w:val="0"/>
-          <w:numId w:val="1002"/>
-        </w:numPr>
-      </w:pPr>
-      <w:hyperlink r:id="rId391">
+          <w:numId w:val="1007"/>
+        </w:numPr>
+      </w:pPr>
+      <w:hyperlink r:id="rId445">
         <w:r>
           <w:rPr>
             <w:rStyle w:val="Hyperlink"/>
@@ -6984,10 +8141,10 @@
         <w:pStyle w:val="Compact"/>
         <w:numPr>
           <w:ilvl w:val="0"/>
-          <w:numId w:val="1002"/>
-        </w:numPr>
-      </w:pPr>
-      <w:hyperlink r:id="rId392">
+          <w:numId w:val="1007"/>
+        </w:numPr>
+      </w:pPr>
+      <w:hyperlink r:id="rId446">
         <w:r>
           <w:rPr>
             <w:rStyle w:val="Hyperlink"/>
@@ -7001,10 +8158,10 @@
         <w:pStyle w:val="Compact"/>
         <w:numPr>
           <w:ilvl w:val="0"/>
-          <w:numId w:val="1002"/>
-        </w:numPr>
-      </w:pPr>
-      <w:hyperlink r:id="rId393">
+          <w:numId w:val="1007"/>
+        </w:numPr>
+      </w:pPr>
+      <w:hyperlink r:id="rId447">
         <w:r>
           <w:rPr>
             <w:rStyle w:val="Hyperlink"/>
@@ -7018,10 +8175,10 @@
         <w:pStyle w:val="Compact"/>
         <w:numPr>
           <w:ilvl w:val="0"/>
-          <w:numId w:val="1002"/>
-        </w:numPr>
-      </w:pPr>
-      <w:hyperlink r:id="rId394">
+          <w:numId w:val="1007"/>
+        </w:numPr>
+      </w:pPr>
+      <w:hyperlink r:id="rId448">
         <w:r>
           <w:rPr>
             <w:rStyle w:val="Hyperlink"/>
@@ -7035,10 +8192,10 @@
         <w:pStyle w:val="Compact"/>
         <w:numPr>
           <w:ilvl w:val="0"/>
-          <w:numId w:val="1002"/>
-        </w:numPr>
-      </w:pPr>
-      <w:hyperlink r:id="rId395">
+          <w:numId w:val="1007"/>
+        </w:numPr>
+      </w:pPr>
+      <w:hyperlink r:id="rId449">
         <w:r>
           <w:rPr>
             <w:rStyle w:val="Hyperlink"/>
@@ -7052,10 +8209,10 @@
         <w:pStyle w:val="Compact"/>
         <w:numPr>
           <w:ilvl w:val="0"/>
-          <w:numId w:val="1002"/>
-        </w:numPr>
-      </w:pPr>
-      <w:hyperlink r:id="rId396">
+          <w:numId w:val="1007"/>
+        </w:numPr>
+      </w:pPr>
+      <w:hyperlink r:id="rId450">
         <w:r>
           <w:rPr>
             <w:rStyle w:val="Hyperlink"/>
@@ -7069,10 +8226,10 @@
         <w:pStyle w:val="Compact"/>
         <w:numPr>
           <w:ilvl w:val="0"/>
-          <w:numId w:val="1002"/>
-        </w:numPr>
-      </w:pPr>
-      <w:hyperlink r:id="rId397">
+          <w:numId w:val="1007"/>
+        </w:numPr>
+      </w:pPr>
+      <w:hyperlink r:id="rId451">
         <w:r>
           <w:rPr>
             <w:rStyle w:val="Hyperlink"/>
@@ -7086,10 +8243,10 @@
         <w:pStyle w:val="Compact"/>
         <w:numPr>
           <w:ilvl w:val="0"/>
-          <w:numId w:val="1002"/>
-        </w:numPr>
-      </w:pPr>
-      <w:hyperlink r:id="rId398">
+          <w:numId w:val="1007"/>
+        </w:numPr>
+      </w:pPr>
+      <w:hyperlink r:id="rId452">
         <w:r>
           <w:rPr>
             <w:rStyle w:val="Hyperlink"/>
@@ -7103,10 +8260,10 @@
         <w:pStyle w:val="Compact"/>
         <w:numPr>
           <w:ilvl w:val="0"/>
-          <w:numId w:val="1002"/>
-        </w:numPr>
-      </w:pPr>
-      <w:hyperlink r:id="rId399">
+          <w:numId w:val="1007"/>
+        </w:numPr>
+      </w:pPr>
+      <w:hyperlink r:id="rId453">
         <w:r>
           <w:rPr>
             <w:rStyle w:val="Hyperlink"/>
@@ -7120,10 +8277,10 @@
         <w:pStyle w:val="Compact"/>
         <w:numPr>
           <w:ilvl w:val="0"/>
-          <w:numId w:val="1002"/>
-        </w:numPr>
-      </w:pPr>
-      <w:hyperlink r:id="rId400">
+          <w:numId w:val="1007"/>
+        </w:numPr>
+      </w:pPr>
+      <w:hyperlink r:id="rId454">
         <w:r>
           <w:rPr>
             <w:rStyle w:val="Hyperlink"/>
@@ -7137,10 +8294,10 @@
         <w:pStyle w:val="Compact"/>
         <w:numPr>
           <w:ilvl w:val="0"/>
-          <w:numId w:val="1002"/>
-        </w:numPr>
-      </w:pPr>
-      <w:hyperlink r:id="rId401">
+          <w:numId w:val="1007"/>
+        </w:numPr>
+      </w:pPr>
+      <w:hyperlink r:id="rId455">
         <w:r>
           <w:rPr>
             <w:rStyle w:val="Hyperlink"/>
@@ -7154,10 +8311,10 @@
         <w:pStyle w:val="Compact"/>
         <w:numPr>
           <w:ilvl w:val="0"/>
-          <w:numId w:val="1002"/>
-        </w:numPr>
-      </w:pPr>
-      <w:hyperlink r:id="rId402">
+          <w:numId w:val="1007"/>
+        </w:numPr>
+      </w:pPr>
+      <w:hyperlink r:id="rId456">
         <w:r>
           <w:rPr>
             <w:rStyle w:val="Hyperlink"/>
@@ -7171,10 +8328,10 @@
         <w:pStyle w:val="Compact"/>
         <w:numPr>
           <w:ilvl w:val="0"/>
-          <w:numId w:val="1002"/>
-        </w:numPr>
-      </w:pPr>
-      <w:hyperlink r:id="rId403">
+          <w:numId w:val="1007"/>
+        </w:numPr>
+      </w:pPr>
+      <w:hyperlink r:id="rId457">
         <w:r>
           <w:rPr>
             <w:rStyle w:val="Hyperlink"/>
@@ -7188,10 +8345,10 @@
         <w:pStyle w:val="Compact"/>
         <w:numPr>
           <w:ilvl w:val="0"/>
-          <w:numId w:val="1002"/>
-        </w:numPr>
-      </w:pPr>
-      <w:hyperlink r:id="rId404">
+          <w:numId w:val="1007"/>
+        </w:numPr>
+      </w:pPr>
+      <w:hyperlink r:id="rId458">
         <w:r>
           <w:rPr>
             <w:rStyle w:val="Hyperlink"/>
@@ -7205,10 +8362,10 @@
         <w:pStyle w:val="Compact"/>
         <w:numPr>
           <w:ilvl w:val="0"/>
-          <w:numId w:val="1002"/>
-        </w:numPr>
-      </w:pPr>
-      <w:hyperlink r:id="rId405">
+          <w:numId w:val="1007"/>
+        </w:numPr>
+      </w:pPr>
+      <w:hyperlink r:id="rId459">
         <w:r>
           <w:rPr>
             <w:rStyle w:val="Hyperlink"/>
@@ -7222,10 +8379,10 @@
         <w:pStyle w:val="Compact"/>
         <w:numPr>
           <w:ilvl w:val="0"/>
-          <w:numId w:val="1002"/>
-        </w:numPr>
-      </w:pPr>
-      <w:hyperlink r:id="rId406">
+          <w:numId w:val="1007"/>
+        </w:numPr>
+      </w:pPr>
+      <w:hyperlink r:id="rId460">
         <w:r>
           <w:rPr>
             <w:rStyle w:val="Hyperlink"/>
@@ -7239,10 +8396,10 @@
         <w:pStyle w:val="Compact"/>
         <w:numPr>
           <w:ilvl w:val="0"/>
-          <w:numId w:val="1002"/>
-        </w:numPr>
-      </w:pPr>
-      <w:hyperlink r:id="rId407">
+          <w:numId w:val="1007"/>
+        </w:numPr>
+      </w:pPr>
+      <w:hyperlink r:id="rId461">
         <w:r>
           <w:rPr>
             <w:rStyle w:val="Hyperlink"/>
@@ -7256,10 +8413,10 @@
         <w:pStyle w:val="Compact"/>
         <w:numPr>
           <w:ilvl w:val="0"/>
-          <w:numId w:val="1002"/>
-        </w:numPr>
-      </w:pPr>
-      <w:hyperlink r:id="rId408">
+          <w:numId w:val="1007"/>
+        </w:numPr>
+      </w:pPr>
+      <w:hyperlink r:id="rId462">
         <w:r>
           <w:rPr>
             <w:rStyle w:val="Hyperlink"/>
@@ -7273,10 +8430,10 @@
         <w:pStyle w:val="Compact"/>
         <w:numPr>
           <w:ilvl w:val="0"/>
-          <w:numId w:val="1002"/>
-        </w:numPr>
-      </w:pPr>
-      <w:hyperlink r:id="rId409">
+          <w:numId w:val="1007"/>
+        </w:numPr>
+      </w:pPr>
+      <w:hyperlink r:id="rId463">
         <w:r>
           <w:rPr>
             <w:rStyle w:val="Hyperlink"/>
@@ -7290,10 +8447,10 @@
         <w:pStyle w:val="Compact"/>
         <w:numPr>
           <w:ilvl w:val="0"/>
-          <w:numId w:val="1002"/>
-        </w:numPr>
-      </w:pPr>
-      <w:hyperlink r:id="rId410">
+          <w:numId w:val="1007"/>
+        </w:numPr>
+      </w:pPr>
+      <w:hyperlink r:id="rId464">
         <w:r>
           <w:rPr>
             <w:rStyle w:val="Hyperlink"/>
@@ -7307,10 +8464,10 @@
         <w:pStyle w:val="Compact"/>
         <w:numPr>
           <w:ilvl w:val="0"/>
-          <w:numId w:val="1002"/>
-        </w:numPr>
-      </w:pPr>
-      <w:hyperlink r:id="rId411">
+          <w:numId w:val="1007"/>
+        </w:numPr>
+      </w:pPr>
+      <w:hyperlink r:id="rId465">
         <w:r>
           <w:rPr>
             <w:rStyle w:val="Hyperlink"/>
@@ -7324,10 +8481,10 @@
         <w:pStyle w:val="Compact"/>
         <w:numPr>
           <w:ilvl w:val="0"/>
-          <w:numId w:val="1002"/>
-        </w:numPr>
-      </w:pPr>
-      <w:hyperlink r:id="rId412">
+          <w:numId w:val="1007"/>
+        </w:numPr>
+      </w:pPr>
+      <w:hyperlink r:id="rId466">
         <w:r>
           <w:rPr>
             <w:rStyle w:val="Hyperlink"/>
@@ -7341,10 +8498,10 @@
         <w:pStyle w:val="Compact"/>
         <w:numPr>
           <w:ilvl w:val="0"/>
-          <w:numId w:val="1002"/>
-        </w:numPr>
-      </w:pPr>
-      <w:hyperlink r:id="rId413">
+          <w:numId w:val="1007"/>
+        </w:numPr>
+      </w:pPr>
+      <w:hyperlink r:id="rId467">
         <w:r>
           <w:rPr>
             <w:rStyle w:val="Hyperlink"/>
@@ -7358,10 +8515,10 @@
         <w:pStyle w:val="Compact"/>
         <w:numPr>
           <w:ilvl w:val="0"/>
-          <w:numId w:val="1002"/>
-        </w:numPr>
-      </w:pPr>
-      <w:hyperlink r:id="rId414">
+          <w:numId w:val="1007"/>
+        </w:numPr>
+      </w:pPr>
+      <w:hyperlink r:id="rId468">
         <w:r>
           <w:rPr>
             <w:rStyle w:val="Hyperlink"/>
@@ -7375,10 +8532,10 @@
         <w:pStyle w:val="Compact"/>
         <w:numPr>
           <w:ilvl w:val="0"/>
-          <w:numId w:val="1002"/>
-        </w:numPr>
-      </w:pPr>
-      <w:hyperlink r:id="rId415">
+          <w:numId w:val="1007"/>
+        </w:numPr>
+      </w:pPr>
+      <w:hyperlink r:id="rId469">
         <w:r>
           <w:rPr>
             <w:rStyle w:val="Hyperlink"/>
@@ -7392,10 +8549,10 @@
         <w:pStyle w:val="Compact"/>
         <w:numPr>
           <w:ilvl w:val="0"/>
-          <w:numId w:val="1002"/>
-        </w:numPr>
-      </w:pPr>
-      <w:hyperlink r:id="rId416">
+          <w:numId w:val="1007"/>
+        </w:numPr>
+      </w:pPr>
+      <w:hyperlink r:id="rId470">
         <w:r>
           <w:rPr>
             <w:rStyle w:val="Hyperlink"/>
@@ -7409,10 +8566,10 @@
         <w:pStyle w:val="Compact"/>
         <w:numPr>
           <w:ilvl w:val="0"/>
-          <w:numId w:val="1002"/>
-        </w:numPr>
-      </w:pPr>
-      <w:hyperlink r:id="rId417">
+          <w:numId w:val="1007"/>
+        </w:numPr>
+      </w:pPr>
+      <w:hyperlink r:id="rId471">
         <w:r>
           <w:rPr>
             <w:rStyle w:val="Hyperlink"/>
@@ -7426,10 +8583,10 @@
         <w:pStyle w:val="Compact"/>
         <w:numPr>
           <w:ilvl w:val="0"/>
-          <w:numId w:val="1002"/>
-        </w:numPr>
-      </w:pPr>
-      <w:hyperlink r:id="rId418">
+          <w:numId w:val="1007"/>
+        </w:numPr>
+      </w:pPr>
+      <w:hyperlink r:id="rId472">
         <w:r>
           <w:rPr>
             <w:rStyle w:val="Hyperlink"/>
@@ -7443,10 +8600,10 @@
         <w:pStyle w:val="Compact"/>
         <w:numPr>
           <w:ilvl w:val="0"/>
-          <w:numId w:val="1002"/>
-        </w:numPr>
-      </w:pPr>
-      <w:hyperlink r:id="rId419">
+          <w:numId w:val="1007"/>
+        </w:numPr>
+      </w:pPr>
+      <w:hyperlink r:id="rId473">
         <w:r>
           <w:rPr>
             <w:rStyle w:val="Hyperlink"/>
@@ -7460,10 +8617,10 @@
         <w:pStyle w:val="Compact"/>
         <w:numPr>
           <w:ilvl w:val="0"/>
-          <w:numId w:val="1002"/>
-        </w:numPr>
-      </w:pPr>
-      <w:hyperlink r:id="rId420">
+          <w:numId w:val="1007"/>
+        </w:numPr>
+      </w:pPr>
+      <w:hyperlink r:id="rId474">
         <w:r>
           <w:rPr>
             <w:rStyle w:val="Hyperlink"/>
@@ -7477,10 +8634,10 @@
         <w:pStyle w:val="Compact"/>
         <w:numPr>
           <w:ilvl w:val="0"/>
-          <w:numId w:val="1002"/>
-        </w:numPr>
-      </w:pPr>
-      <w:hyperlink r:id="rId421">
+          <w:numId w:val="1007"/>
+        </w:numPr>
+      </w:pPr>
+      <w:hyperlink r:id="rId475">
         <w:r>
           <w:rPr>
             <w:rStyle w:val="Hyperlink"/>
@@ -7494,10 +8651,10 @@
         <w:pStyle w:val="Compact"/>
         <w:numPr>
           <w:ilvl w:val="0"/>
-          <w:numId w:val="1002"/>
-        </w:numPr>
-      </w:pPr>
-      <w:hyperlink r:id="rId422">
+          <w:numId w:val="1007"/>
+        </w:numPr>
+      </w:pPr>
+      <w:hyperlink r:id="rId476">
         <w:r>
           <w:rPr>
             <w:rStyle w:val="Hyperlink"/>
@@ -7511,10 +8668,10 @@
         <w:pStyle w:val="Compact"/>
         <w:numPr>
           <w:ilvl w:val="0"/>
-          <w:numId w:val="1002"/>
-        </w:numPr>
-      </w:pPr>
-      <w:hyperlink r:id="rId423">
+          <w:numId w:val="1007"/>
+        </w:numPr>
+      </w:pPr>
+      <w:hyperlink r:id="rId477">
         <w:r>
           <w:rPr>
             <w:rStyle w:val="Hyperlink"/>
@@ -7528,10 +8685,10 @@
         <w:pStyle w:val="Compact"/>
         <w:numPr>
           <w:ilvl w:val="0"/>
-          <w:numId w:val="1002"/>
-        </w:numPr>
-      </w:pPr>
-      <w:hyperlink r:id="rId424">
+          <w:numId w:val="1007"/>
+        </w:numPr>
+      </w:pPr>
+      <w:hyperlink r:id="rId478">
         <w:r>
           <w:rPr>
             <w:rStyle w:val="Hyperlink"/>
@@ -7545,10 +8702,10 @@
         <w:pStyle w:val="Compact"/>
         <w:numPr>
           <w:ilvl w:val="0"/>
-          <w:numId w:val="1002"/>
-        </w:numPr>
-      </w:pPr>
-      <w:hyperlink r:id="rId425">
+          <w:numId w:val="1007"/>
+        </w:numPr>
+      </w:pPr>
+      <w:hyperlink r:id="rId479">
         <w:r>
           <w:rPr>
             <w:rStyle w:val="Hyperlink"/>
@@ -7562,10 +8719,10 @@
         <w:pStyle w:val="Compact"/>
         <w:numPr>
           <w:ilvl w:val="0"/>
-          <w:numId w:val="1002"/>
-        </w:numPr>
-      </w:pPr>
-      <w:hyperlink r:id="rId426">
+          <w:numId w:val="1007"/>
+        </w:numPr>
+      </w:pPr>
+      <w:hyperlink r:id="rId480">
         <w:r>
           <w:rPr>
             <w:rStyle w:val="Hyperlink"/>
@@ -7579,10 +8736,10 @@
         <w:pStyle w:val="Compact"/>
         <w:numPr>
           <w:ilvl w:val="0"/>
-          <w:numId w:val="1002"/>
-        </w:numPr>
-      </w:pPr>
-      <w:hyperlink r:id="rId427">
+          <w:numId w:val="1007"/>
+        </w:numPr>
+      </w:pPr>
+      <w:hyperlink r:id="rId481">
         <w:r>
           <w:rPr>
             <w:rStyle w:val="Hyperlink"/>
@@ -7596,10 +8753,10 @@
         <w:pStyle w:val="Compact"/>
         <w:numPr>
           <w:ilvl w:val="0"/>
-          <w:numId w:val="1002"/>
-        </w:numPr>
-      </w:pPr>
-      <w:hyperlink r:id="rId428">
+          <w:numId w:val="1007"/>
+        </w:numPr>
+      </w:pPr>
+      <w:hyperlink r:id="rId482">
         <w:r>
           <w:rPr>
             <w:rStyle w:val="Hyperlink"/>
@@ -7613,10 +8770,10 @@
         <w:pStyle w:val="Compact"/>
         <w:numPr>
           <w:ilvl w:val="0"/>
-          <w:numId w:val="1002"/>
-        </w:numPr>
-      </w:pPr>
-      <w:hyperlink r:id="rId429">
+          <w:numId w:val="1007"/>
+        </w:numPr>
+      </w:pPr>
+      <w:hyperlink r:id="rId483">
         <w:r>
           <w:rPr>
             <w:rStyle w:val="Hyperlink"/>
@@ -7630,10 +8787,10 @@
         <w:pStyle w:val="Compact"/>
         <w:numPr>
           <w:ilvl w:val="0"/>
-          <w:numId w:val="1002"/>
-        </w:numPr>
-      </w:pPr>
-      <w:hyperlink r:id="rId430">
+          <w:numId w:val="1007"/>
+        </w:numPr>
+      </w:pPr>
+      <w:hyperlink r:id="rId484">
         <w:r>
           <w:rPr>
             <w:rStyle w:val="Hyperlink"/>
@@ -7647,10 +8804,10 @@
         <w:pStyle w:val="Compact"/>
         <w:numPr>
           <w:ilvl w:val="0"/>
-          <w:numId w:val="1002"/>
-        </w:numPr>
-      </w:pPr>
-      <w:hyperlink r:id="rId431">
+          <w:numId w:val="1007"/>
+        </w:numPr>
+      </w:pPr>
+      <w:hyperlink r:id="rId485">
         <w:r>
           <w:rPr>
             <w:rStyle w:val="Hyperlink"/>
@@ -7664,10 +8821,10 @@
         <w:pStyle w:val="Compact"/>
         <w:numPr>
           <w:ilvl w:val="0"/>
-          <w:numId w:val="1002"/>
-        </w:numPr>
-      </w:pPr>
-      <w:hyperlink r:id="rId432">
+          <w:numId w:val="1007"/>
+        </w:numPr>
+      </w:pPr>
+      <w:hyperlink r:id="rId486">
         <w:r>
           <w:rPr>
             <w:rStyle w:val="Hyperlink"/>
@@ -7681,10 +8838,10 @@
         <w:pStyle w:val="Compact"/>
         <w:numPr>
           <w:ilvl w:val="0"/>
-          <w:numId w:val="1002"/>
-        </w:numPr>
-      </w:pPr>
-      <w:hyperlink r:id="rId433">
+          <w:numId w:val="1007"/>
+        </w:numPr>
+      </w:pPr>
+      <w:hyperlink r:id="rId487">
         <w:r>
           <w:rPr>
             <w:rStyle w:val="Hyperlink"/>
@@ -7698,10 +8855,10 @@
         <w:pStyle w:val="Compact"/>
         <w:numPr>
           <w:ilvl w:val="0"/>
-          <w:numId w:val="1002"/>
-        </w:numPr>
-      </w:pPr>
-      <w:hyperlink r:id="rId434">
+          <w:numId w:val="1007"/>
+        </w:numPr>
+      </w:pPr>
+      <w:hyperlink r:id="rId488">
         <w:r>
           <w:rPr>
             <w:rStyle w:val="Hyperlink"/>
@@ -7715,10 +8872,10 @@
         <w:pStyle w:val="Compact"/>
         <w:numPr>
           <w:ilvl w:val="0"/>
-          <w:numId w:val="1002"/>
-        </w:numPr>
-      </w:pPr>
-      <w:hyperlink r:id="rId435">
+          <w:numId w:val="1007"/>
+        </w:numPr>
+      </w:pPr>
+      <w:hyperlink r:id="rId489">
         <w:r>
           <w:rPr>
             <w:rStyle w:val="Hyperlink"/>
@@ -7732,10 +8889,10 @@
         <w:pStyle w:val="Compact"/>
         <w:numPr>
           <w:ilvl w:val="0"/>
-          <w:numId w:val="1002"/>
-        </w:numPr>
-      </w:pPr>
-      <w:hyperlink r:id="rId436">
+          <w:numId w:val="1007"/>
+        </w:numPr>
+      </w:pPr>
+      <w:hyperlink r:id="rId490">
         <w:r>
           <w:rPr>
             <w:rStyle w:val="Hyperlink"/>
@@ -7749,10 +8906,10 @@
         <w:pStyle w:val="Compact"/>
         <w:numPr>
           <w:ilvl w:val="0"/>
-          <w:numId w:val="1002"/>
-        </w:numPr>
-      </w:pPr>
-      <w:hyperlink r:id="rId437">
+          <w:numId w:val="1007"/>
+        </w:numPr>
+      </w:pPr>
+      <w:hyperlink r:id="rId491">
         <w:r>
           <w:rPr>
             <w:rStyle w:val="Hyperlink"/>
@@ -7766,7 +8923,7 @@
         <w:pStyle w:val="Compact"/>
         <w:numPr>
           <w:ilvl w:val="0"/>
-          <w:numId w:val="1002"/>
+          <w:numId w:val="1007"/>
         </w:numPr>
       </w:pPr>
       <w:r>
@@ -7775,7 +8932,7 @@
       <w:r>
         <w:t xml:space="preserve"> </w:t>
       </w:r>
-      <w:hyperlink r:id="rId438">
+      <w:hyperlink r:id="rId492">
         <w:r>
           <w:rPr>
             <w:rStyle w:val="Hyperlink"/>
@@ -7792,7 +8949,7 @@
       <w:r>
         <w:t xml:space="preserve"> </w:t>
       </w:r>
-      <w:hyperlink r:id="rId439">
+      <w:hyperlink r:id="rId493">
         <w:r>
           <w:rPr>
             <w:rStyle w:val="Hyperlink"/>
@@ -7806,10 +8963,10 @@
         <w:pStyle w:val="Compact"/>
         <w:numPr>
           <w:ilvl w:val="0"/>
-          <w:numId w:val="1002"/>
-        </w:numPr>
-      </w:pPr>
-      <w:hyperlink r:id="rId440">
+          <w:numId w:val="1007"/>
+        </w:numPr>
+      </w:pPr>
+      <w:hyperlink r:id="rId494">
         <w:r>
           <w:rPr>
             <w:rStyle w:val="Hyperlink"/>
@@ -7823,10 +8980,10 @@
         <w:pStyle w:val="Compact"/>
         <w:numPr>
           <w:ilvl w:val="0"/>
-          <w:numId w:val="1002"/>
-        </w:numPr>
-      </w:pPr>
-      <w:hyperlink r:id="rId441">
+          <w:numId w:val="1007"/>
+        </w:numPr>
+      </w:pPr>
+      <w:hyperlink r:id="rId495">
         <w:r>
           <w:rPr>
             <w:rStyle w:val="Hyperlink"/>
@@ -7840,16 +8997,24 @@
         <w:pStyle w:val="Compact"/>
         <w:numPr>
           <w:ilvl w:val="0"/>
-          <w:numId w:val="1002"/>
-        </w:numPr>
-      </w:pPr>
-      <w:r>
-        <w:t xml:space="preserve">Global Fishing Watch. AI and satellite imagery to reveal the expanding footprint of human activity at sea.</w:t>
-      </w:r>
-      <w:r>
-        <w:t xml:space="preserve"> </w:t>
-      </w:r>
-      <w:hyperlink r:id="rId442">
+          <w:numId w:val="1007"/>
+        </w:numPr>
+      </w:pPr>
+      <w:hyperlink r:id="rId496">
+        <w:r>
+          <w:rPr>
+            <w:rStyle w:val="Hyperlink"/>
+          </w:rPr>
+          <w:t xml:space="preserve">Global Fishing Watch</w:t>
+        </w:r>
+      </w:hyperlink>
+      <w:r>
+        <w:t xml:space="preserve">. AI and satellite imagery to reveal the expanding footprint of human activity at sea.</w:t>
+      </w:r>
+      <w:r>
+        <w:t xml:space="preserve"> </w:t>
+      </w:r>
+      <w:hyperlink r:id="rId497">
         <w:r>
           <w:rPr>
             <w:rStyle w:val="Hyperlink"/>
@@ -7863,7 +9028,7 @@
       <w:r>
         <w:t xml:space="preserve"> </w:t>
       </w:r>
-      <w:hyperlink r:id="rId443">
+      <w:hyperlink r:id="rId498">
         <w:r>
           <w:rPr>
             <w:rStyle w:val="Hyperlink"/>
@@ -7877,7 +9042,7 @@
       <w:r>
         <w:t xml:space="preserve"> </w:t>
       </w:r>
-      <w:hyperlink r:id="rId444">
+      <w:hyperlink r:id="rId499">
         <w:r>
           <w:rPr>
             <w:rStyle w:val="Hyperlink"/>
@@ -7891,7 +9056,7 @@
       <w:r>
         <w:t xml:space="preserve"> </w:t>
       </w:r>
-      <w:hyperlink r:id="rId445">
+      <w:hyperlink r:id="rId500">
         <w:r>
           <w:rPr>
             <w:rStyle w:val="Hyperlink"/>
@@ -7908,7 +9073,7 @@
       <w:r>
         <w:t xml:space="preserve"> </w:t>
       </w:r>
-      <w:hyperlink r:id="rId446">
+      <w:hyperlink r:id="rId501">
         <w:r>
           <w:rPr>
             <w:rStyle w:val="Hyperlink"/>
@@ -7922,7 +9087,7 @@
         <w:pStyle w:val="Compact"/>
         <w:numPr>
           <w:ilvl w:val="0"/>
-          <w:numId w:val="1002"/>
+          <w:numId w:val="1007"/>
         </w:numPr>
       </w:pPr>
       <w:r>
@@ -7931,7 +9096,7 @@
       <w:r>
         <w:t xml:space="preserve"> </w:t>
       </w:r>
-      <w:hyperlink r:id="rId447">
+      <w:hyperlink r:id="rId502">
         <w:r>
           <w:rPr>
             <w:rStyle w:val="Hyperlink"/>
@@ -7945,7 +9110,7 @@
         <w:pStyle w:val="Compact"/>
         <w:numPr>
           <w:ilvl w:val="0"/>
-          <w:numId w:val="1002"/>
+          <w:numId w:val="1007"/>
         </w:numPr>
       </w:pPr>
       <w:r>
@@ -7954,7 +9119,7 @@
       <w:r>
         <w:t xml:space="preserve"> </w:t>
       </w:r>
-      <w:hyperlink r:id="rId448">
+      <w:hyperlink r:id="rId503">
         <w:r>
           <w:rPr>
             <w:rStyle w:val="Hyperlink"/>
@@ -7968,7 +9133,7 @@
       <w:r>
         <w:t xml:space="preserve"> </w:t>
       </w:r>
-      <w:hyperlink r:id="rId449">
+      <w:hyperlink r:id="rId504">
         <w:r>
           <w:rPr>
             <w:rStyle w:val="Hyperlink"/>
@@ -7985,7 +9150,7 @@
       <w:r>
         <w:t xml:space="preserve"> </w:t>
       </w:r>
-      <w:hyperlink r:id="rId450">
+      <w:hyperlink r:id="rId505">
         <w:r>
           <w:rPr>
             <w:rStyle w:val="Hyperlink"/>
@@ -7999,7 +9164,7 @@
         <w:pStyle w:val="Compact"/>
         <w:numPr>
           <w:ilvl w:val="0"/>
-          <w:numId w:val="1002"/>
+          <w:numId w:val="1007"/>
         </w:numPr>
       </w:pPr>
       <w:r>
@@ -8008,7 +9173,7 @@
       <w:r>
         <w:t xml:space="preserve"> </w:t>
       </w:r>
-      <w:hyperlink r:id="rId451">
+      <w:hyperlink r:id="rId506">
         <w:r>
           <w:rPr>
             <w:rStyle w:val="Hyperlink"/>
@@ -8025,7 +9190,7 @@
       <w:r>
         <w:t xml:space="preserve"> </w:t>
       </w:r>
-      <w:hyperlink r:id="rId452">
+      <w:hyperlink r:id="rId507">
         <w:r>
           <w:rPr>
             <w:rStyle w:val="Hyperlink"/>
@@ -8039,7 +9204,7 @@
         <w:pStyle w:val="Compact"/>
         <w:numPr>
           <w:ilvl w:val="0"/>
-          <w:numId w:val="1002"/>
+          <w:numId w:val="1007"/>
         </w:numPr>
       </w:pPr>
       <w:r>
@@ -8048,7 +9213,7 @@
       <w:r>
         <w:t xml:space="preserve"> </w:t>
       </w:r>
-      <w:hyperlink r:id="rId453">
+      <w:hyperlink r:id="rId508">
         <w:r>
           <w:rPr>
             <w:rStyle w:val="Hyperlink"/>
@@ -8062,7 +9227,7 @@
       <w:r>
         <w:t xml:space="preserve"> </w:t>
       </w:r>
-      <w:hyperlink r:id="rId454">
+      <w:hyperlink r:id="rId509">
         <w:r>
           <w:rPr>
             <w:rStyle w:val="Hyperlink"/>
@@ -8076,7 +9241,7 @@
       <w:r>
         <w:t xml:space="preserve"> </w:t>
       </w:r>
-      <w:hyperlink r:id="rId455">
+      <w:hyperlink r:id="rId510">
         <w:r>
           <w:rPr>
             <w:rStyle w:val="Hyperlink"/>
@@ -8093,7 +9258,7 @@
       <w:r>
         <w:t xml:space="preserve"> </w:t>
       </w:r>
-      <w:hyperlink r:id="rId456">
+      <w:hyperlink r:id="rId511">
         <w:r>
           <w:rPr>
             <w:rStyle w:val="Hyperlink"/>
@@ -8102,8 +9267,8 @@
         </w:r>
       </w:hyperlink>
     </w:p>
-    <w:bookmarkEnd w:id="457"/>
-    <w:bookmarkStart w:id="593" w:name="libros"/>
+    <w:bookmarkEnd w:id="512"/>
+    <w:bookmarkStart w:id="648" w:name="libros"/>
     <w:p>
       <w:pPr>
         <w:pStyle w:val="Heading2"/>
@@ -8117,10 +9282,10 @@
         <w:pStyle w:val="Compact"/>
         <w:numPr>
           <w:ilvl w:val="0"/>
-          <w:numId w:val="1003"/>
-        </w:numPr>
-      </w:pPr>
-      <w:hyperlink r:id="rId458">
+          <w:numId w:val="1008"/>
+        </w:numPr>
+      </w:pPr>
+      <w:hyperlink r:id="rId513">
         <w:r>
           <w:rPr>
             <w:rStyle w:val="Hyperlink"/>
@@ -8134,10 +9299,10 @@
         <w:pStyle w:val="Compact"/>
         <w:numPr>
           <w:ilvl w:val="0"/>
-          <w:numId w:val="1003"/>
-        </w:numPr>
-      </w:pPr>
-      <w:hyperlink r:id="rId459">
+          <w:numId w:val="1008"/>
+        </w:numPr>
+      </w:pPr>
+      <w:hyperlink r:id="rId514">
         <w:r>
           <w:rPr>
             <w:rStyle w:val="Hyperlink"/>
@@ -8151,10 +9316,10 @@
         <w:pStyle w:val="Compact"/>
         <w:numPr>
           <w:ilvl w:val="0"/>
-          <w:numId w:val="1003"/>
-        </w:numPr>
-      </w:pPr>
-      <w:hyperlink r:id="rId460">
+          <w:numId w:val="1008"/>
+        </w:numPr>
+      </w:pPr>
+      <w:hyperlink r:id="rId515">
         <w:r>
           <w:rPr>
             <w:rStyle w:val="Hyperlink"/>
@@ -8168,10 +9333,10 @@
         <w:pStyle w:val="Compact"/>
         <w:numPr>
           <w:ilvl w:val="0"/>
-          <w:numId w:val="1003"/>
-        </w:numPr>
-      </w:pPr>
-      <w:hyperlink r:id="rId461">
+          <w:numId w:val="1008"/>
+        </w:numPr>
+      </w:pPr>
+      <w:hyperlink r:id="rId516">
         <w:r>
           <w:rPr>
             <w:rStyle w:val="Hyperlink"/>
@@ -8185,10 +9350,10 @@
         <w:pStyle w:val="Compact"/>
         <w:numPr>
           <w:ilvl w:val="0"/>
-          <w:numId w:val="1003"/>
-        </w:numPr>
-      </w:pPr>
-      <w:hyperlink r:id="rId462">
+          <w:numId w:val="1008"/>
+        </w:numPr>
+      </w:pPr>
+      <w:hyperlink r:id="rId517">
         <w:r>
           <w:rPr>
             <w:rStyle w:val="Hyperlink"/>
@@ -8202,10 +9367,10 @@
         <w:pStyle w:val="Compact"/>
         <w:numPr>
           <w:ilvl w:val="0"/>
-          <w:numId w:val="1003"/>
-        </w:numPr>
-      </w:pPr>
-      <w:hyperlink r:id="rId463">
+          <w:numId w:val="1008"/>
+        </w:numPr>
+      </w:pPr>
+      <w:hyperlink r:id="rId518">
         <w:r>
           <w:rPr>
             <w:rStyle w:val="Hyperlink"/>
@@ -8219,10 +9384,10 @@
         <w:pStyle w:val="Compact"/>
         <w:numPr>
           <w:ilvl w:val="0"/>
-          <w:numId w:val="1003"/>
-        </w:numPr>
-      </w:pPr>
-      <w:hyperlink r:id="rId464">
+          <w:numId w:val="1008"/>
+        </w:numPr>
+      </w:pPr>
+      <w:hyperlink r:id="rId519">
         <w:r>
           <w:rPr>
             <w:rStyle w:val="Hyperlink"/>
@@ -8236,10 +9401,10 @@
         <w:pStyle w:val="Compact"/>
         <w:numPr>
           <w:ilvl w:val="0"/>
-          <w:numId w:val="1003"/>
-        </w:numPr>
-      </w:pPr>
-      <w:hyperlink r:id="rId465">
+          <w:numId w:val="1008"/>
+        </w:numPr>
+      </w:pPr>
+      <w:hyperlink r:id="rId520">
         <w:r>
           <w:rPr>
             <w:rStyle w:val="Hyperlink"/>
@@ -8253,10 +9418,10 @@
         <w:pStyle w:val="Compact"/>
         <w:numPr>
           <w:ilvl w:val="0"/>
-          <w:numId w:val="1003"/>
-        </w:numPr>
-      </w:pPr>
-      <w:hyperlink r:id="rId466">
+          <w:numId w:val="1008"/>
+        </w:numPr>
+      </w:pPr>
+      <w:hyperlink r:id="rId521">
         <w:r>
           <w:rPr>
             <w:rStyle w:val="Hyperlink"/>
@@ -8270,10 +9435,10 @@
         <w:pStyle w:val="Compact"/>
         <w:numPr>
           <w:ilvl w:val="0"/>
-          <w:numId w:val="1003"/>
-        </w:numPr>
-      </w:pPr>
-      <w:hyperlink r:id="rId467">
+          <w:numId w:val="1008"/>
+        </w:numPr>
+      </w:pPr>
+      <w:hyperlink r:id="rId522">
         <w:r>
           <w:rPr>
             <w:rStyle w:val="Hyperlink"/>
@@ -8287,10 +9452,10 @@
         <w:pStyle w:val="Compact"/>
         <w:numPr>
           <w:ilvl w:val="0"/>
-          <w:numId w:val="1003"/>
-        </w:numPr>
-      </w:pPr>
-      <w:hyperlink r:id="rId468">
+          <w:numId w:val="1008"/>
+        </w:numPr>
+      </w:pPr>
+      <w:hyperlink r:id="rId523">
         <w:r>
           <w:rPr>
             <w:rStyle w:val="Hyperlink"/>
@@ -8304,10 +9469,10 @@
         <w:pStyle w:val="Compact"/>
         <w:numPr>
           <w:ilvl w:val="0"/>
-          <w:numId w:val="1003"/>
-        </w:numPr>
-      </w:pPr>
-      <w:hyperlink r:id="rId469">
+          <w:numId w:val="1008"/>
+        </w:numPr>
+      </w:pPr>
+      <w:hyperlink r:id="rId524">
         <w:r>
           <w:rPr>
             <w:rStyle w:val="Hyperlink"/>
@@ -8321,10 +9486,10 @@
         <w:pStyle w:val="Compact"/>
         <w:numPr>
           <w:ilvl w:val="0"/>
-          <w:numId w:val="1003"/>
-        </w:numPr>
-      </w:pPr>
-      <w:hyperlink r:id="rId470">
+          <w:numId w:val="1008"/>
+        </w:numPr>
+      </w:pPr>
+      <w:hyperlink r:id="rId525">
         <w:r>
           <w:rPr>
             <w:rStyle w:val="Hyperlink"/>
@@ -8338,10 +9503,10 @@
         <w:pStyle w:val="Compact"/>
         <w:numPr>
           <w:ilvl w:val="0"/>
-          <w:numId w:val="1003"/>
-        </w:numPr>
-      </w:pPr>
-      <w:hyperlink r:id="rId471">
+          <w:numId w:val="1008"/>
+        </w:numPr>
+      </w:pPr>
+      <w:hyperlink r:id="rId526">
         <w:r>
           <w:rPr>
             <w:rStyle w:val="Hyperlink"/>
@@ -8355,10 +9520,10 @@
         <w:pStyle w:val="Compact"/>
         <w:numPr>
           <w:ilvl w:val="0"/>
-          <w:numId w:val="1003"/>
-        </w:numPr>
-      </w:pPr>
-      <w:hyperlink r:id="rId472">
+          <w:numId w:val="1008"/>
+        </w:numPr>
+      </w:pPr>
+      <w:hyperlink r:id="rId527">
         <w:r>
           <w:rPr>
             <w:rStyle w:val="Hyperlink"/>
@@ -8372,10 +9537,10 @@
         <w:pStyle w:val="Compact"/>
         <w:numPr>
           <w:ilvl w:val="0"/>
-          <w:numId w:val="1003"/>
-        </w:numPr>
-      </w:pPr>
-      <w:hyperlink r:id="rId473">
+          <w:numId w:val="1008"/>
+        </w:numPr>
+      </w:pPr>
+      <w:hyperlink r:id="rId528">
         <w:r>
           <w:rPr>
             <w:rStyle w:val="Hyperlink"/>
@@ -8389,10 +9554,10 @@
         <w:pStyle w:val="Compact"/>
         <w:numPr>
           <w:ilvl w:val="0"/>
-          <w:numId w:val="1003"/>
-        </w:numPr>
-      </w:pPr>
-      <w:hyperlink r:id="rId474">
+          <w:numId w:val="1008"/>
+        </w:numPr>
+      </w:pPr>
+      <w:hyperlink r:id="rId529">
         <w:r>
           <w:rPr>
             <w:rStyle w:val="Hyperlink"/>
@@ -8406,10 +9571,10 @@
         <w:pStyle w:val="Compact"/>
         <w:numPr>
           <w:ilvl w:val="0"/>
-          <w:numId w:val="1003"/>
-        </w:numPr>
-      </w:pPr>
-      <w:hyperlink r:id="rId475">
+          <w:numId w:val="1008"/>
+        </w:numPr>
+      </w:pPr>
+      <w:hyperlink r:id="rId530">
         <w:r>
           <w:rPr>
             <w:rStyle w:val="Hyperlink"/>
@@ -8423,10 +9588,10 @@
         <w:pStyle w:val="Compact"/>
         <w:numPr>
           <w:ilvl w:val="0"/>
-          <w:numId w:val="1003"/>
-        </w:numPr>
-      </w:pPr>
-      <w:hyperlink r:id="rId476">
+          <w:numId w:val="1008"/>
+        </w:numPr>
+      </w:pPr>
+      <w:hyperlink r:id="rId531">
         <w:r>
           <w:rPr>
             <w:rStyle w:val="Hyperlink"/>
@@ -8440,10 +9605,10 @@
         <w:pStyle w:val="Compact"/>
         <w:numPr>
           <w:ilvl w:val="0"/>
-          <w:numId w:val="1003"/>
-        </w:numPr>
-      </w:pPr>
-      <w:hyperlink r:id="rId477">
+          <w:numId w:val="1008"/>
+        </w:numPr>
+      </w:pPr>
+      <w:hyperlink r:id="rId532">
         <w:r>
           <w:rPr>
             <w:rStyle w:val="Hyperlink"/>
@@ -8457,10 +9622,10 @@
         <w:pStyle w:val="Compact"/>
         <w:numPr>
           <w:ilvl w:val="0"/>
-          <w:numId w:val="1003"/>
-        </w:numPr>
-      </w:pPr>
-      <w:hyperlink r:id="rId478">
+          <w:numId w:val="1008"/>
+        </w:numPr>
+      </w:pPr>
+      <w:hyperlink r:id="rId533">
         <w:r>
           <w:rPr>
             <w:rStyle w:val="Hyperlink"/>
@@ -8474,10 +9639,10 @@
         <w:pStyle w:val="Compact"/>
         <w:numPr>
           <w:ilvl w:val="0"/>
-          <w:numId w:val="1003"/>
-        </w:numPr>
-      </w:pPr>
-      <w:hyperlink r:id="rId479">
+          <w:numId w:val="1008"/>
+        </w:numPr>
+      </w:pPr>
+      <w:hyperlink r:id="rId534">
         <w:r>
           <w:rPr>
             <w:rStyle w:val="Hyperlink"/>
@@ -8491,10 +9656,10 @@
         <w:pStyle w:val="Compact"/>
         <w:numPr>
           <w:ilvl w:val="0"/>
-          <w:numId w:val="1003"/>
-        </w:numPr>
-      </w:pPr>
-      <w:hyperlink r:id="rId480">
+          <w:numId w:val="1008"/>
+        </w:numPr>
+      </w:pPr>
+      <w:hyperlink r:id="rId535">
         <w:r>
           <w:rPr>
             <w:rStyle w:val="Hyperlink"/>
@@ -8508,10 +9673,10 @@
         <w:pStyle w:val="Compact"/>
         <w:numPr>
           <w:ilvl w:val="0"/>
-          <w:numId w:val="1003"/>
-        </w:numPr>
-      </w:pPr>
-      <w:hyperlink r:id="rId481">
+          <w:numId w:val="1008"/>
+        </w:numPr>
+      </w:pPr>
+      <w:hyperlink r:id="rId536">
         <w:r>
           <w:rPr>
             <w:rStyle w:val="Hyperlink"/>
@@ -8525,10 +9690,10 @@
         <w:pStyle w:val="Compact"/>
         <w:numPr>
           <w:ilvl w:val="0"/>
-          <w:numId w:val="1003"/>
-        </w:numPr>
-      </w:pPr>
-      <w:hyperlink r:id="rId482">
+          <w:numId w:val="1008"/>
+        </w:numPr>
+      </w:pPr>
+      <w:hyperlink r:id="rId537">
         <w:r>
           <w:rPr>
             <w:rStyle w:val="Hyperlink"/>
@@ -8542,10 +9707,10 @@
         <w:pStyle w:val="Compact"/>
         <w:numPr>
           <w:ilvl w:val="0"/>
-          <w:numId w:val="1003"/>
-        </w:numPr>
-      </w:pPr>
-      <w:hyperlink r:id="rId483">
+          <w:numId w:val="1008"/>
+        </w:numPr>
+      </w:pPr>
+      <w:hyperlink r:id="rId538">
         <w:r>
           <w:rPr>
             <w:rStyle w:val="Hyperlink"/>
@@ -8559,10 +9724,10 @@
         <w:pStyle w:val="Compact"/>
         <w:numPr>
           <w:ilvl w:val="0"/>
-          <w:numId w:val="1003"/>
-        </w:numPr>
-      </w:pPr>
-      <w:hyperlink r:id="rId484">
+          <w:numId w:val="1008"/>
+        </w:numPr>
+      </w:pPr>
+      <w:hyperlink r:id="rId539">
         <w:r>
           <w:rPr>
             <w:rStyle w:val="Hyperlink"/>
@@ -8576,10 +9741,10 @@
         <w:pStyle w:val="Compact"/>
         <w:numPr>
           <w:ilvl w:val="0"/>
-          <w:numId w:val="1003"/>
-        </w:numPr>
-      </w:pPr>
-      <w:hyperlink r:id="rId485">
+          <w:numId w:val="1008"/>
+        </w:numPr>
+      </w:pPr>
+      <w:hyperlink r:id="rId540">
         <w:r>
           <w:rPr>
             <w:rStyle w:val="Hyperlink"/>
@@ -8593,10 +9758,10 @@
         <w:pStyle w:val="Compact"/>
         <w:numPr>
           <w:ilvl w:val="0"/>
-          <w:numId w:val="1003"/>
-        </w:numPr>
-      </w:pPr>
-      <w:hyperlink r:id="rId486">
+          <w:numId w:val="1008"/>
+        </w:numPr>
+      </w:pPr>
+      <w:hyperlink r:id="rId541">
         <w:r>
           <w:rPr>
             <w:rStyle w:val="Hyperlink"/>
@@ -8610,10 +9775,10 @@
         <w:pStyle w:val="Compact"/>
         <w:numPr>
           <w:ilvl w:val="0"/>
-          <w:numId w:val="1003"/>
-        </w:numPr>
-      </w:pPr>
-      <w:hyperlink r:id="rId487">
+          <w:numId w:val="1008"/>
+        </w:numPr>
+      </w:pPr>
+      <w:hyperlink r:id="rId542">
         <w:r>
           <w:rPr>
             <w:rStyle w:val="Hyperlink"/>
@@ -8627,10 +9792,10 @@
         <w:pStyle w:val="Compact"/>
         <w:numPr>
           <w:ilvl w:val="0"/>
-          <w:numId w:val="1003"/>
-        </w:numPr>
-      </w:pPr>
-      <w:hyperlink r:id="rId488">
+          <w:numId w:val="1008"/>
+        </w:numPr>
+      </w:pPr>
+      <w:hyperlink r:id="rId543">
         <w:r>
           <w:rPr>
             <w:rStyle w:val="Hyperlink"/>
@@ -8644,10 +9809,10 @@
         <w:pStyle w:val="Compact"/>
         <w:numPr>
           <w:ilvl w:val="0"/>
-          <w:numId w:val="1003"/>
-        </w:numPr>
-      </w:pPr>
-      <w:hyperlink r:id="rId489">
+          <w:numId w:val="1008"/>
+        </w:numPr>
+      </w:pPr>
+      <w:hyperlink r:id="rId544">
         <w:r>
           <w:rPr>
             <w:rStyle w:val="Hyperlink"/>
@@ -8661,10 +9826,10 @@
         <w:pStyle w:val="Compact"/>
         <w:numPr>
           <w:ilvl w:val="0"/>
-          <w:numId w:val="1003"/>
-        </w:numPr>
-      </w:pPr>
-      <w:hyperlink r:id="rId490">
+          <w:numId w:val="1008"/>
+        </w:numPr>
+      </w:pPr>
+      <w:hyperlink r:id="rId545">
         <w:r>
           <w:rPr>
             <w:rStyle w:val="Hyperlink"/>
@@ -8678,10 +9843,10 @@
         <w:pStyle w:val="Compact"/>
         <w:numPr>
           <w:ilvl w:val="0"/>
-          <w:numId w:val="1003"/>
-        </w:numPr>
-      </w:pPr>
-      <w:hyperlink r:id="rId491">
+          <w:numId w:val="1008"/>
+        </w:numPr>
+      </w:pPr>
+      <w:hyperlink r:id="rId546">
         <w:r>
           <w:rPr>
             <w:rStyle w:val="Hyperlink"/>
@@ -8695,10 +9860,10 @@
         <w:pStyle w:val="Compact"/>
         <w:numPr>
           <w:ilvl w:val="0"/>
-          <w:numId w:val="1003"/>
-        </w:numPr>
-      </w:pPr>
-      <w:hyperlink r:id="rId492">
+          <w:numId w:val="1008"/>
+        </w:numPr>
+      </w:pPr>
+      <w:hyperlink r:id="rId547">
         <w:r>
           <w:rPr>
             <w:rStyle w:val="Hyperlink"/>
@@ -8712,10 +9877,10 @@
         <w:pStyle w:val="Compact"/>
         <w:numPr>
           <w:ilvl w:val="0"/>
-          <w:numId w:val="1003"/>
-        </w:numPr>
-      </w:pPr>
-      <w:hyperlink r:id="rId493">
+          <w:numId w:val="1008"/>
+        </w:numPr>
+      </w:pPr>
+      <w:hyperlink r:id="rId548">
         <w:r>
           <w:rPr>
             <w:rStyle w:val="Hyperlink"/>
@@ -8729,10 +9894,10 @@
         <w:pStyle w:val="Compact"/>
         <w:numPr>
           <w:ilvl w:val="0"/>
-          <w:numId w:val="1003"/>
-        </w:numPr>
-      </w:pPr>
-      <w:hyperlink r:id="rId494">
+          <w:numId w:val="1008"/>
+        </w:numPr>
+      </w:pPr>
+      <w:hyperlink r:id="rId549">
         <w:r>
           <w:rPr>
             <w:rStyle w:val="Hyperlink"/>
@@ -8746,10 +9911,10 @@
         <w:pStyle w:val="Compact"/>
         <w:numPr>
           <w:ilvl w:val="0"/>
-          <w:numId w:val="1003"/>
-        </w:numPr>
-      </w:pPr>
-      <w:hyperlink r:id="rId495">
+          <w:numId w:val="1008"/>
+        </w:numPr>
+      </w:pPr>
+      <w:hyperlink r:id="rId550">
         <w:r>
           <w:rPr>
             <w:rStyle w:val="Hyperlink"/>
@@ -8763,10 +9928,10 @@
         <w:pStyle w:val="Compact"/>
         <w:numPr>
           <w:ilvl w:val="0"/>
-          <w:numId w:val="1003"/>
-        </w:numPr>
-      </w:pPr>
-      <w:hyperlink r:id="rId496">
+          <w:numId w:val="1008"/>
+        </w:numPr>
+      </w:pPr>
+      <w:hyperlink r:id="rId551">
         <w:r>
           <w:rPr>
             <w:rStyle w:val="Hyperlink"/>
@@ -8780,10 +9945,10 @@
         <w:pStyle w:val="Compact"/>
         <w:numPr>
           <w:ilvl w:val="0"/>
-          <w:numId w:val="1003"/>
-        </w:numPr>
-      </w:pPr>
-      <w:hyperlink r:id="rId497">
+          <w:numId w:val="1008"/>
+        </w:numPr>
+      </w:pPr>
+      <w:hyperlink r:id="rId552">
         <w:r>
           <w:rPr>
             <w:rStyle w:val="Hyperlink"/>
@@ -8797,10 +9962,10 @@
         <w:pStyle w:val="Compact"/>
         <w:numPr>
           <w:ilvl w:val="0"/>
-          <w:numId w:val="1003"/>
-        </w:numPr>
-      </w:pPr>
-      <w:hyperlink r:id="rId498">
+          <w:numId w:val="1008"/>
+        </w:numPr>
+      </w:pPr>
+      <w:hyperlink r:id="rId553">
         <w:r>
           <w:rPr>
             <w:rStyle w:val="Hyperlink"/>
@@ -8814,10 +9979,10 @@
         <w:pStyle w:val="Compact"/>
         <w:numPr>
           <w:ilvl w:val="0"/>
-          <w:numId w:val="1003"/>
-        </w:numPr>
-      </w:pPr>
-      <w:hyperlink r:id="rId499">
+          <w:numId w:val="1008"/>
+        </w:numPr>
+      </w:pPr>
+      <w:hyperlink r:id="rId554">
         <w:r>
           <w:rPr>
             <w:rStyle w:val="Hyperlink"/>
@@ -8831,10 +9996,10 @@
         <w:pStyle w:val="Compact"/>
         <w:numPr>
           <w:ilvl w:val="0"/>
-          <w:numId w:val="1003"/>
-        </w:numPr>
-      </w:pPr>
-      <w:hyperlink r:id="rId500">
+          <w:numId w:val="1008"/>
+        </w:numPr>
+      </w:pPr>
+      <w:hyperlink r:id="rId555">
         <w:r>
           <w:rPr>
             <w:rStyle w:val="Hyperlink"/>
@@ -8848,10 +10013,10 @@
         <w:pStyle w:val="Compact"/>
         <w:numPr>
           <w:ilvl w:val="0"/>
-          <w:numId w:val="1003"/>
-        </w:numPr>
-      </w:pPr>
-      <w:hyperlink r:id="rId501">
+          <w:numId w:val="1008"/>
+        </w:numPr>
+      </w:pPr>
+      <w:hyperlink r:id="rId556">
         <w:r>
           <w:rPr>
             <w:rStyle w:val="Hyperlink"/>
@@ -8865,10 +10030,10 @@
         <w:pStyle w:val="Compact"/>
         <w:numPr>
           <w:ilvl w:val="0"/>
-          <w:numId w:val="1003"/>
-        </w:numPr>
-      </w:pPr>
-      <w:hyperlink r:id="rId502">
+          <w:numId w:val="1008"/>
+        </w:numPr>
+      </w:pPr>
+      <w:hyperlink r:id="rId557">
         <w:r>
           <w:rPr>
             <w:rStyle w:val="Hyperlink"/>
@@ -8882,10 +10047,10 @@
         <w:pStyle w:val="Compact"/>
         <w:numPr>
           <w:ilvl w:val="0"/>
-          <w:numId w:val="1003"/>
-        </w:numPr>
-      </w:pPr>
-      <w:hyperlink r:id="rId503">
+          <w:numId w:val="1008"/>
+        </w:numPr>
+      </w:pPr>
+      <w:hyperlink r:id="rId558">
         <w:r>
           <w:rPr>
             <w:rStyle w:val="Hyperlink"/>
@@ -8899,10 +10064,10 @@
         <w:pStyle w:val="Compact"/>
         <w:numPr>
           <w:ilvl w:val="0"/>
-          <w:numId w:val="1003"/>
-        </w:numPr>
-      </w:pPr>
-      <w:hyperlink r:id="rId504">
+          <w:numId w:val="1008"/>
+        </w:numPr>
+      </w:pPr>
+      <w:hyperlink r:id="rId559">
         <w:r>
           <w:rPr>
             <w:rStyle w:val="Hyperlink"/>
@@ -8916,10 +10081,10 @@
         <w:pStyle w:val="Compact"/>
         <w:numPr>
           <w:ilvl w:val="0"/>
-          <w:numId w:val="1003"/>
-        </w:numPr>
-      </w:pPr>
-      <w:hyperlink r:id="rId505">
+          <w:numId w:val="1008"/>
+        </w:numPr>
+      </w:pPr>
+      <w:hyperlink r:id="rId560">
         <w:r>
           <w:rPr>
             <w:rStyle w:val="Hyperlink"/>
@@ -8933,10 +10098,10 @@
         <w:pStyle w:val="Compact"/>
         <w:numPr>
           <w:ilvl w:val="0"/>
-          <w:numId w:val="1003"/>
-        </w:numPr>
-      </w:pPr>
-      <w:hyperlink r:id="rId506">
+          <w:numId w:val="1008"/>
+        </w:numPr>
+      </w:pPr>
+      <w:hyperlink r:id="rId561">
         <w:r>
           <w:rPr>
             <w:rStyle w:val="Hyperlink"/>
@@ -8950,10 +10115,10 @@
         <w:pStyle w:val="Compact"/>
         <w:numPr>
           <w:ilvl w:val="0"/>
-          <w:numId w:val="1003"/>
-        </w:numPr>
-      </w:pPr>
-      <w:hyperlink r:id="rId507">
+          <w:numId w:val="1008"/>
+        </w:numPr>
+      </w:pPr>
+      <w:hyperlink r:id="rId562">
         <w:r>
           <w:rPr>
             <w:rStyle w:val="Hyperlink"/>
@@ -8967,10 +10132,10 @@
         <w:pStyle w:val="Compact"/>
         <w:numPr>
           <w:ilvl w:val="0"/>
-          <w:numId w:val="1003"/>
-        </w:numPr>
-      </w:pPr>
-      <w:hyperlink r:id="rId508">
+          <w:numId w:val="1008"/>
+        </w:numPr>
+      </w:pPr>
+      <w:hyperlink r:id="rId563">
         <w:r>
           <w:rPr>
             <w:rStyle w:val="Hyperlink"/>
@@ -8984,10 +10149,10 @@
         <w:pStyle w:val="Compact"/>
         <w:numPr>
           <w:ilvl w:val="0"/>
-          <w:numId w:val="1003"/>
-        </w:numPr>
-      </w:pPr>
-      <w:hyperlink r:id="rId509">
+          <w:numId w:val="1008"/>
+        </w:numPr>
+      </w:pPr>
+      <w:hyperlink r:id="rId564">
         <w:r>
           <w:rPr>
             <w:rStyle w:val="Hyperlink"/>
@@ -9001,10 +10166,10 @@
         <w:pStyle w:val="Compact"/>
         <w:numPr>
           <w:ilvl w:val="0"/>
-          <w:numId w:val="1003"/>
-        </w:numPr>
-      </w:pPr>
-      <w:hyperlink r:id="rId510">
+          <w:numId w:val="1008"/>
+        </w:numPr>
+      </w:pPr>
+      <w:hyperlink r:id="rId565">
         <w:r>
           <w:rPr>
             <w:rStyle w:val="Hyperlink"/>
@@ -9018,10 +10183,10 @@
         <w:pStyle w:val="Compact"/>
         <w:numPr>
           <w:ilvl w:val="0"/>
-          <w:numId w:val="1003"/>
-        </w:numPr>
-      </w:pPr>
-      <w:hyperlink r:id="rId511">
+          <w:numId w:val="1008"/>
+        </w:numPr>
+      </w:pPr>
+      <w:hyperlink r:id="rId566">
         <w:r>
           <w:rPr>
             <w:rStyle w:val="Hyperlink"/>
@@ -9035,10 +10200,10 @@
         <w:pStyle w:val="Compact"/>
         <w:numPr>
           <w:ilvl w:val="0"/>
-          <w:numId w:val="1003"/>
-        </w:numPr>
-      </w:pPr>
-      <w:hyperlink r:id="rId512">
+          <w:numId w:val="1008"/>
+        </w:numPr>
+      </w:pPr>
+      <w:hyperlink r:id="rId567">
         <w:r>
           <w:rPr>
             <w:rStyle w:val="Hyperlink"/>
@@ -9052,10 +10217,10 @@
         <w:pStyle w:val="Compact"/>
         <w:numPr>
           <w:ilvl w:val="0"/>
-          <w:numId w:val="1003"/>
-        </w:numPr>
-      </w:pPr>
-      <w:hyperlink r:id="rId513">
+          <w:numId w:val="1008"/>
+        </w:numPr>
+      </w:pPr>
+      <w:hyperlink r:id="rId568">
         <w:r>
           <w:rPr>
             <w:rStyle w:val="Hyperlink"/>
@@ -9069,10 +10234,10 @@
         <w:pStyle w:val="Compact"/>
         <w:numPr>
           <w:ilvl w:val="0"/>
-          <w:numId w:val="1003"/>
-        </w:numPr>
-      </w:pPr>
-      <w:hyperlink r:id="rId514">
+          <w:numId w:val="1008"/>
+        </w:numPr>
+      </w:pPr>
+      <w:hyperlink r:id="rId569">
         <w:r>
           <w:rPr>
             <w:rStyle w:val="Hyperlink"/>
@@ -9086,10 +10251,10 @@
         <w:pStyle w:val="Compact"/>
         <w:numPr>
           <w:ilvl w:val="0"/>
-          <w:numId w:val="1003"/>
-        </w:numPr>
-      </w:pPr>
-      <w:hyperlink r:id="rId515">
+          <w:numId w:val="1008"/>
+        </w:numPr>
+      </w:pPr>
+      <w:hyperlink r:id="rId570">
         <w:r>
           <w:rPr>
             <w:rStyle w:val="Hyperlink"/>
@@ -9103,10 +10268,10 @@
         <w:pStyle w:val="Compact"/>
         <w:numPr>
           <w:ilvl w:val="0"/>
-          <w:numId w:val="1003"/>
-        </w:numPr>
-      </w:pPr>
-      <w:hyperlink r:id="rId516">
+          <w:numId w:val="1008"/>
+        </w:numPr>
+      </w:pPr>
+      <w:hyperlink r:id="rId571">
         <w:r>
           <w:rPr>
             <w:rStyle w:val="Hyperlink"/>
@@ -9120,10 +10285,10 @@
         <w:pStyle w:val="Compact"/>
         <w:numPr>
           <w:ilvl w:val="0"/>
-          <w:numId w:val="1003"/>
-        </w:numPr>
-      </w:pPr>
-      <w:hyperlink r:id="rId517">
+          <w:numId w:val="1008"/>
+        </w:numPr>
+      </w:pPr>
+      <w:hyperlink r:id="rId572">
         <w:r>
           <w:rPr>
             <w:rStyle w:val="Hyperlink"/>
@@ -9137,10 +10302,10 @@
         <w:pStyle w:val="Compact"/>
         <w:numPr>
           <w:ilvl w:val="0"/>
-          <w:numId w:val="1003"/>
-        </w:numPr>
-      </w:pPr>
-      <w:hyperlink r:id="rId518">
+          <w:numId w:val="1008"/>
+        </w:numPr>
+      </w:pPr>
+      <w:hyperlink r:id="rId573">
         <w:r>
           <w:rPr>
             <w:rStyle w:val="Hyperlink"/>
@@ -9154,10 +10319,10 @@
         <w:pStyle w:val="Compact"/>
         <w:numPr>
           <w:ilvl w:val="0"/>
-          <w:numId w:val="1003"/>
-        </w:numPr>
-      </w:pPr>
-      <w:hyperlink r:id="rId519">
+          <w:numId w:val="1008"/>
+        </w:numPr>
+      </w:pPr>
+      <w:hyperlink r:id="rId574">
         <w:r>
           <w:rPr>
             <w:rStyle w:val="Hyperlink"/>
@@ -9171,10 +10336,10 @@
         <w:pStyle w:val="Compact"/>
         <w:numPr>
           <w:ilvl w:val="0"/>
-          <w:numId w:val="1003"/>
-        </w:numPr>
-      </w:pPr>
-      <w:hyperlink r:id="rId520">
+          <w:numId w:val="1008"/>
+        </w:numPr>
+      </w:pPr>
+      <w:hyperlink r:id="rId575">
         <w:r>
           <w:rPr>
             <w:rStyle w:val="Hyperlink"/>
@@ -9188,10 +10353,10 @@
         <w:pStyle w:val="Compact"/>
         <w:numPr>
           <w:ilvl w:val="0"/>
-          <w:numId w:val="1003"/>
-        </w:numPr>
-      </w:pPr>
-      <w:hyperlink r:id="rId521">
+          <w:numId w:val="1008"/>
+        </w:numPr>
+      </w:pPr>
+      <w:hyperlink r:id="rId576">
         <w:r>
           <w:rPr>
             <w:rStyle w:val="Hyperlink"/>
@@ -9205,10 +10370,10 @@
         <w:pStyle w:val="Compact"/>
         <w:numPr>
           <w:ilvl w:val="0"/>
-          <w:numId w:val="1003"/>
-        </w:numPr>
-      </w:pPr>
-      <w:hyperlink r:id="rId522">
+          <w:numId w:val="1008"/>
+        </w:numPr>
+      </w:pPr>
+      <w:hyperlink r:id="rId577">
         <w:r>
           <w:rPr>
             <w:rStyle w:val="Hyperlink"/>
@@ -9222,10 +10387,10 @@
         <w:pStyle w:val="Compact"/>
         <w:numPr>
           <w:ilvl w:val="0"/>
-          <w:numId w:val="1003"/>
-        </w:numPr>
-      </w:pPr>
-      <w:hyperlink r:id="rId523">
+          <w:numId w:val="1008"/>
+        </w:numPr>
+      </w:pPr>
+      <w:hyperlink r:id="rId578">
         <w:r>
           <w:rPr>
             <w:rStyle w:val="Hyperlink"/>
@@ -9239,10 +10404,10 @@
         <w:pStyle w:val="Compact"/>
         <w:numPr>
           <w:ilvl w:val="0"/>
-          <w:numId w:val="1003"/>
-        </w:numPr>
-      </w:pPr>
-      <w:hyperlink r:id="rId524">
+          <w:numId w:val="1008"/>
+        </w:numPr>
+      </w:pPr>
+      <w:hyperlink r:id="rId579">
         <w:r>
           <w:rPr>
             <w:rStyle w:val="Hyperlink"/>
@@ -9256,10 +10421,10 @@
         <w:pStyle w:val="Compact"/>
         <w:numPr>
           <w:ilvl w:val="0"/>
-          <w:numId w:val="1003"/>
-        </w:numPr>
-      </w:pPr>
-      <w:hyperlink r:id="rId525">
+          <w:numId w:val="1008"/>
+        </w:numPr>
+      </w:pPr>
+      <w:hyperlink r:id="rId580">
         <w:r>
           <w:rPr>
             <w:rStyle w:val="Hyperlink"/>
@@ -9273,10 +10438,10 @@
         <w:pStyle w:val="Compact"/>
         <w:numPr>
           <w:ilvl w:val="0"/>
-          <w:numId w:val="1003"/>
-        </w:numPr>
-      </w:pPr>
-      <w:hyperlink r:id="rId526">
+          <w:numId w:val="1008"/>
+        </w:numPr>
+      </w:pPr>
+      <w:hyperlink r:id="rId581">
         <w:r>
           <w:rPr>
             <w:rStyle w:val="Hyperlink"/>
@@ -9290,10 +10455,10 @@
         <w:pStyle w:val="Compact"/>
         <w:numPr>
           <w:ilvl w:val="0"/>
-          <w:numId w:val="1003"/>
-        </w:numPr>
-      </w:pPr>
-      <w:hyperlink r:id="rId527">
+          <w:numId w:val="1008"/>
+        </w:numPr>
+      </w:pPr>
+      <w:hyperlink r:id="rId582">
         <w:r>
           <w:rPr>
             <w:rStyle w:val="Hyperlink"/>
@@ -9307,10 +10472,10 @@
         <w:pStyle w:val="Compact"/>
         <w:numPr>
           <w:ilvl w:val="0"/>
-          <w:numId w:val="1003"/>
-        </w:numPr>
-      </w:pPr>
-      <w:hyperlink r:id="rId528">
+          <w:numId w:val="1008"/>
+        </w:numPr>
+      </w:pPr>
+      <w:hyperlink r:id="rId583">
         <w:r>
           <w:rPr>
             <w:rStyle w:val="Hyperlink"/>
@@ -9324,10 +10489,10 @@
         <w:pStyle w:val="Compact"/>
         <w:numPr>
           <w:ilvl w:val="0"/>
-          <w:numId w:val="1003"/>
-        </w:numPr>
-      </w:pPr>
-      <w:hyperlink r:id="rId529">
+          <w:numId w:val="1008"/>
+        </w:numPr>
+      </w:pPr>
+      <w:hyperlink r:id="rId584">
         <w:r>
           <w:rPr>
             <w:rStyle w:val="Hyperlink"/>
@@ -9341,10 +10506,10 @@
         <w:pStyle w:val="Compact"/>
         <w:numPr>
           <w:ilvl w:val="0"/>
-          <w:numId w:val="1003"/>
-        </w:numPr>
-      </w:pPr>
-      <w:hyperlink r:id="rId530">
+          <w:numId w:val="1008"/>
+        </w:numPr>
+      </w:pPr>
+      <w:hyperlink r:id="rId585">
         <w:r>
           <w:rPr>
             <w:rStyle w:val="Hyperlink"/>
@@ -9358,10 +10523,10 @@
         <w:pStyle w:val="Compact"/>
         <w:numPr>
           <w:ilvl w:val="0"/>
-          <w:numId w:val="1003"/>
-        </w:numPr>
-      </w:pPr>
-      <w:hyperlink r:id="rId531">
+          <w:numId w:val="1008"/>
+        </w:numPr>
+      </w:pPr>
+      <w:hyperlink r:id="rId586">
         <w:r>
           <w:rPr>
             <w:rStyle w:val="Hyperlink"/>
@@ -9375,10 +10540,10 @@
         <w:pStyle w:val="Compact"/>
         <w:numPr>
           <w:ilvl w:val="0"/>
-          <w:numId w:val="1003"/>
-        </w:numPr>
-      </w:pPr>
-      <w:hyperlink r:id="rId532">
+          <w:numId w:val="1008"/>
+        </w:numPr>
+      </w:pPr>
+      <w:hyperlink r:id="rId587">
         <w:r>
           <w:rPr>
             <w:rStyle w:val="Hyperlink"/>
@@ -9392,10 +10557,10 @@
         <w:pStyle w:val="Compact"/>
         <w:numPr>
           <w:ilvl w:val="0"/>
-          <w:numId w:val="1003"/>
-        </w:numPr>
-      </w:pPr>
-      <w:hyperlink r:id="rId533">
+          <w:numId w:val="1008"/>
+        </w:numPr>
+      </w:pPr>
+      <w:hyperlink r:id="rId588">
         <w:r>
           <w:rPr>
             <w:rStyle w:val="Hyperlink"/>
@@ -9409,10 +10574,10 @@
         <w:pStyle w:val="Compact"/>
         <w:numPr>
           <w:ilvl w:val="0"/>
-          <w:numId w:val="1003"/>
-        </w:numPr>
-      </w:pPr>
-      <w:hyperlink r:id="rId534">
+          <w:numId w:val="1008"/>
+        </w:numPr>
+      </w:pPr>
+      <w:hyperlink r:id="rId589">
         <w:r>
           <w:rPr>
             <w:rStyle w:val="Hyperlink"/>
@@ -9426,10 +10591,10 @@
         <w:pStyle w:val="Compact"/>
         <w:numPr>
           <w:ilvl w:val="0"/>
-          <w:numId w:val="1003"/>
-        </w:numPr>
-      </w:pPr>
-      <w:hyperlink r:id="rId535">
+          <w:numId w:val="1008"/>
+        </w:numPr>
+      </w:pPr>
+      <w:hyperlink r:id="rId590">
         <w:r>
           <w:rPr>
             <w:rStyle w:val="Hyperlink"/>
@@ -9443,10 +10608,10 @@
         <w:pStyle w:val="Compact"/>
         <w:numPr>
           <w:ilvl w:val="0"/>
-          <w:numId w:val="1003"/>
-        </w:numPr>
-      </w:pPr>
-      <w:hyperlink r:id="rId536">
+          <w:numId w:val="1008"/>
+        </w:numPr>
+      </w:pPr>
+      <w:hyperlink r:id="rId591">
         <w:r>
           <w:rPr>
             <w:rStyle w:val="Hyperlink"/>
@@ -9460,10 +10625,10 @@
         <w:pStyle w:val="Compact"/>
         <w:numPr>
           <w:ilvl w:val="0"/>
-          <w:numId w:val="1003"/>
-        </w:numPr>
-      </w:pPr>
-      <w:hyperlink r:id="rId537">
+          <w:numId w:val="1008"/>
+        </w:numPr>
+      </w:pPr>
+      <w:hyperlink r:id="rId592">
         <w:r>
           <w:rPr>
             <w:rStyle w:val="Hyperlink"/>
@@ -9477,10 +10642,10 @@
         <w:pStyle w:val="Compact"/>
         <w:numPr>
           <w:ilvl w:val="0"/>
-          <w:numId w:val="1003"/>
-        </w:numPr>
-      </w:pPr>
-      <w:hyperlink r:id="rId538">
+          <w:numId w:val="1008"/>
+        </w:numPr>
+      </w:pPr>
+      <w:hyperlink r:id="rId593">
         <w:r>
           <w:rPr>
             <w:rStyle w:val="Hyperlink"/>
@@ -9494,10 +10659,10 @@
         <w:pStyle w:val="Compact"/>
         <w:numPr>
           <w:ilvl w:val="0"/>
-          <w:numId w:val="1003"/>
-        </w:numPr>
-      </w:pPr>
-      <w:hyperlink r:id="rId539">
+          <w:numId w:val="1008"/>
+        </w:numPr>
+      </w:pPr>
+      <w:hyperlink r:id="rId594">
         <w:r>
           <w:rPr>
             <w:rStyle w:val="Hyperlink"/>
@@ -9511,10 +10676,10 @@
         <w:pStyle w:val="Compact"/>
         <w:numPr>
           <w:ilvl w:val="0"/>
-          <w:numId w:val="1003"/>
-        </w:numPr>
-      </w:pPr>
-      <w:hyperlink r:id="rId540">
+          <w:numId w:val="1008"/>
+        </w:numPr>
+      </w:pPr>
+      <w:hyperlink r:id="rId595">
         <w:r>
           <w:rPr>
             <w:rStyle w:val="Hyperlink"/>
@@ -9528,10 +10693,10 @@
         <w:pStyle w:val="Compact"/>
         <w:numPr>
           <w:ilvl w:val="0"/>
-          <w:numId w:val="1003"/>
-        </w:numPr>
-      </w:pPr>
-      <w:hyperlink r:id="rId541">
+          <w:numId w:val="1008"/>
+        </w:numPr>
+      </w:pPr>
+      <w:hyperlink r:id="rId596">
         <w:r>
           <w:rPr>
             <w:rStyle w:val="Hyperlink"/>
@@ -9545,10 +10710,10 @@
         <w:pStyle w:val="Compact"/>
         <w:numPr>
           <w:ilvl w:val="0"/>
-          <w:numId w:val="1003"/>
-        </w:numPr>
-      </w:pPr>
-      <w:hyperlink r:id="rId542">
+          <w:numId w:val="1008"/>
+        </w:numPr>
+      </w:pPr>
+      <w:hyperlink r:id="rId597">
         <w:r>
           <w:rPr>
             <w:rStyle w:val="Hyperlink"/>
@@ -9562,10 +10727,10 @@
         <w:pStyle w:val="Compact"/>
         <w:numPr>
           <w:ilvl w:val="0"/>
-          <w:numId w:val="1003"/>
-        </w:numPr>
-      </w:pPr>
-      <w:hyperlink r:id="rId543">
+          <w:numId w:val="1008"/>
+        </w:numPr>
+      </w:pPr>
+      <w:hyperlink r:id="rId598">
         <w:r>
           <w:rPr>
             <w:rStyle w:val="Hyperlink"/>
@@ -9579,10 +10744,10 @@
         <w:pStyle w:val="Compact"/>
         <w:numPr>
           <w:ilvl w:val="0"/>
-          <w:numId w:val="1003"/>
-        </w:numPr>
-      </w:pPr>
-      <w:hyperlink r:id="rId544">
+          <w:numId w:val="1008"/>
+        </w:numPr>
+      </w:pPr>
+      <w:hyperlink r:id="rId599">
         <w:r>
           <w:rPr>
             <w:rStyle w:val="Hyperlink"/>
@@ -9596,10 +10761,10 @@
         <w:pStyle w:val="Compact"/>
         <w:numPr>
           <w:ilvl w:val="0"/>
-          <w:numId w:val="1003"/>
-        </w:numPr>
-      </w:pPr>
-      <w:hyperlink r:id="rId545">
+          <w:numId w:val="1008"/>
+        </w:numPr>
+      </w:pPr>
+      <w:hyperlink r:id="rId600">
         <w:r>
           <w:rPr>
             <w:rStyle w:val="Hyperlink"/>
@@ -9613,10 +10778,10 @@
         <w:pStyle w:val="Compact"/>
         <w:numPr>
           <w:ilvl w:val="0"/>
-          <w:numId w:val="1003"/>
-        </w:numPr>
-      </w:pPr>
-      <w:hyperlink r:id="rId546">
+          <w:numId w:val="1008"/>
+        </w:numPr>
+      </w:pPr>
+      <w:hyperlink r:id="rId601">
         <w:r>
           <w:rPr>
             <w:rStyle w:val="Hyperlink"/>
@@ -9630,10 +10795,10 @@
         <w:pStyle w:val="Compact"/>
         <w:numPr>
           <w:ilvl w:val="0"/>
-          <w:numId w:val="1003"/>
-        </w:numPr>
-      </w:pPr>
-      <w:hyperlink r:id="rId547">
+          <w:numId w:val="1008"/>
+        </w:numPr>
+      </w:pPr>
+      <w:hyperlink r:id="rId602">
         <w:r>
           <w:rPr>
             <w:rStyle w:val="Hyperlink"/>
@@ -9647,10 +10812,10 @@
         <w:pStyle w:val="Compact"/>
         <w:numPr>
           <w:ilvl w:val="0"/>
-          <w:numId w:val="1003"/>
-        </w:numPr>
-      </w:pPr>
-      <w:hyperlink r:id="rId548">
+          <w:numId w:val="1008"/>
+        </w:numPr>
+      </w:pPr>
+      <w:hyperlink r:id="rId603">
         <w:r>
           <w:rPr>
             <w:rStyle w:val="Hyperlink"/>
@@ -9664,10 +10829,10 @@
         <w:pStyle w:val="Compact"/>
         <w:numPr>
           <w:ilvl w:val="0"/>
-          <w:numId w:val="1003"/>
-        </w:numPr>
-      </w:pPr>
-      <w:hyperlink r:id="rId549">
+          <w:numId w:val="1008"/>
+        </w:numPr>
+      </w:pPr>
+      <w:hyperlink r:id="rId604">
         <w:r>
           <w:rPr>
             <w:rStyle w:val="Hyperlink"/>
@@ -9681,10 +10846,10 @@
         <w:pStyle w:val="Compact"/>
         <w:numPr>
           <w:ilvl w:val="0"/>
-          <w:numId w:val="1003"/>
-        </w:numPr>
-      </w:pPr>
-      <w:hyperlink r:id="rId550">
+          <w:numId w:val="1008"/>
+        </w:numPr>
+      </w:pPr>
+      <w:hyperlink r:id="rId605">
         <w:r>
           <w:rPr>
             <w:rStyle w:val="Hyperlink"/>
@@ -9698,10 +10863,10 @@
         <w:pStyle w:val="Compact"/>
         <w:numPr>
           <w:ilvl w:val="0"/>
-          <w:numId w:val="1003"/>
-        </w:numPr>
-      </w:pPr>
-      <w:hyperlink r:id="rId551">
+          <w:numId w:val="1008"/>
+        </w:numPr>
+      </w:pPr>
+      <w:hyperlink r:id="rId606">
         <w:r>
           <w:rPr>
             <w:rStyle w:val="Hyperlink"/>
@@ -9715,10 +10880,10 @@
         <w:pStyle w:val="Compact"/>
         <w:numPr>
           <w:ilvl w:val="0"/>
-          <w:numId w:val="1003"/>
-        </w:numPr>
-      </w:pPr>
-      <w:hyperlink r:id="rId552">
+          <w:numId w:val="1008"/>
+        </w:numPr>
+      </w:pPr>
+      <w:hyperlink r:id="rId607">
         <w:r>
           <w:rPr>
             <w:rStyle w:val="Hyperlink"/>
@@ -9732,10 +10897,10 @@
         <w:pStyle w:val="Compact"/>
         <w:numPr>
           <w:ilvl w:val="0"/>
-          <w:numId w:val="1003"/>
-        </w:numPr>
-      </w:pPr>
-      <w:hyperlink r:id="rId553">
+          <w:numId w:val="1008"/>
+        </w:numPr>
+      </w:pPr>
+      <w:hyperlink r:id="rId608">
         <w:r>
           <w:rPr>
             <w:rStyle w:val="Hyperlink"/>
@@ -9749,10 +10914,10 @@
         <w:pStyle w:val="Compact"/>
         <w:numPr>
           <w:ilvl w:val="0"/>
-          <w:numId w:val="1003"/>
-        </w:numPr>
-      </w:pPr>
-      <w:hyperlink r:id="rId554">
+          <w:numId w:val="1008"/>
+        </w:numPr>
+      </w:pPr>
+      <w:hyperlink r:id="rId609">
         <w:r>
           <w:rPr>
             <w:rStyle w:val="Hyperlink"/>
@@ -9766,10 +10931,10 @@
         <w:pStyle w:val="Compact"/>
         <w:numPr>
           <w:ilvl w:val="0"/>
-          <w:numId w:val="1003"/>
-        </w:numPr>
-      </w:pPr>
-      <w:hyperlink r:id="rId555">
+          <w:numId w:val="1008"/>
+        </w:numPr>
+      </w:pPr>
+      <w:hyperlink r:id="rId610">
         <w:r>
           <w:rPr>
             <w:rStyle w:val="Hyperlink"/>
@@ -9783,10 +10948,10 @@
         <w:pStyle w:val="Compact"/>
         <w:numPr>
           <w:ilvl w:val="0"/>
-          <w:numId w:val="1003"/>
-        </w:numPr>
-      </w:pPr>
-      <w:hyperlink r:id="rId556">
+          <w:numId w:val="1008"/>
+        </w:numPr>
+      </w:pPr>
+      <w:hyperlink r:id="rId611">
         <w:r>
           <w:rPr>
             <w:rStyle w:val="Hyperlink"/>
@@ -9800,10 +10965,10 @@
         <w:pStyle w:val="Compact"/>
         <w:numPr>
           <w:ilvl w:val="0"/>
-          <w:numId w:val="1003"/>
-        </w:numPr>
-      </w:pPr>
-      <w:hyperlink r:id="rId557">
+          <w:numId w:val="1008"/>
+        </w:numPr>
+      </w:pPr>
+      <w:hyperlink r:id="rId612">
         <w:r>
           <w:rPr>
             <w:rStyle w:val="Hyperlink"/>
@@ -9817,10 +10982,10 @@
         <w:pStyle w:val="Compact"/>
         <w:numPr>
           <w:ilvl w:val="0"/>
-          <w:numId w:val="1003"/>
-        </w:numPr>
-      </w:pPr>
-      <w:hyperlink r:id="rId558">
+          <w:numId w:val="1008"/>
+        </w:numPr>
+      </w:pPr>
+      <w:hyperlink r:id="rId613">
         <w:r>
           <w:rPr>
             <w:rStyle w:val="Hyperlink"/>
@@ -9834,10 +10999,10 @@
         <w:pStyle w:val="Compact"/>
         <w:numPr>
           <w:ilvl w:val="0"/>
-          <w:numId w:val="1003"/>
-        </w:numPr>
-      </w:pPr>
-      <w:hyperlink r:id="rId559">
+          <w:numId w:val="1008"/>
+        </w:numPr>
+      </w:pPr>
+      <w:hyperlink r:id="rId614">
         <w:r>
           <w:rPr>
             <w:rStyle w:val="Hyperlink"/>
@@ -9851,10 +11016,10 @@
         <w:pStyle w:val="Compact"/>
         <w:numPr>
           <w:ilvl w:val="0"/>
-          <w:numId w:val="1003"/>
-        </w:numPr>
-      </w:pPr>
-      <w:hyperlink r:id="rId560">
+          <w:numId w:val="1008"/>
+        </w:numPr>
+      </w:pPr>
+      <w:hyperlink r:id="rId615">
         <w:r>
           <w:rPr>
             <w:rStyle w:val="Hyperlink"/>
@@ -9868,10 +11033,10 @@
         <w:pStyle w:val="Compact"/>
         <w:numPr>
           <w:ilvl w:val="0"/>
-          <w:numId w:val="1003"/>
-        </w:numPr>
-      </w:pPr>
-      <w:hyperlink r:id="rId561">
+          <w:numId w:val="1008"/>
+        </w:numPr>
+      </w:pPr>
+      <w:hyperlink r:id="rId616">
         <w:r>
           <w:rPr>
             <w:rStyle w:val="Hyperlink"/>
@@ -9885,10 +11050,10 @@
         <w:pStyle w:val="Compact"/>
         <w:numPr>
           <w:ilvl w:val="0"/>
-          <w:numId w:val="1003"/>
-        </w:numPr>
-      </w:pPr>
-      <w:hyperlink r:id="rId562">
+          <w:numId w:val="1008"/>
+        </w:numPr>
+      </w:pPr>
+      <w:hyperlink r:id="rId617">
         <w:r>
           <w:rPr>
             <w:rStyle w:val="Hyperlink"/>
@@ -9902,10 +11067,10 @@
         <w:pStyle w:val="Compact"/>
         <w:numPr>
           <w:ilvl w:val="0"/>
-          <w:numId w:val="1003"/>
-        </w:numPr>
-      </w:pPr>
-      <w:hyperlink r:id="rId563">
+          <w:numId w:val="1008"/>
+        </w:numPr>
+      </w:pPr>
+      <w:hyperlink r:id="rId618">
         <w:r>
           <w:rPr>
             <w:rStyle w:val="Hyperlink"/>
@@ -9919,10 +11084,10 @@
         <w:pStyle w:val="Compact"/>
         <w:numPr>
           <w:ilvl w:val="0"/>
-          <w:numId w:val="1003"/>
-        </w:numPr>
-      </w:pPr>
-      <w:hyperlink r:id="rId564">
+          <w:numId w:val="1008"/>
+        </w:numPr>
+      </w:pPr>
+      <w:hyperlink r:id="rId619">
         <w:r>
           <w:rPr>
             <w:rStyle w:val="Hyperlink"/>
@@ -9936,10 +11101,10 @@
         <w:pStyle w:val="Compact"/>
         <w:numPr>
           <w:ilvl w:val="0"/>
-          <w:numId w:val="1003"/>
-        </w:numPr>
-      </w:pPr>
-      <w:hyperlink r:id="rId565">
+          <w:numId w:val="1008"/>
+        </w:numPr>
+      </w:pPr>
+      <w:hyperlink r:id="rId620">
         <w:r>
           <w:rPr>
             <w:rStyle w:val="Hyperlink"/>
@@ -9953,10 +11118,10 @@
         <w:pStyle w:val="Compact"/>
         <w:numPr>
           <w:ilvl w:val="0"/>
-          <w:numId w:val="1003"/>
-        </w:numPr>
-      </w:pPr>
-      <w:hyperlink r:id="rId566">
+          <w:numId w:val="1008"/>
+        </w:numPr>
+      </w:pPr>
+      <w:hyperlink r:id="rId621">
         <w:r>
           <w:rPr>
             <w:rStyle w:val="Hyperlink"/>
@@ -9970,10 +11135,10 @@
         <w:pStyle w:val="Compact"/>
         <w:numPr>
           <w:ilvl w:val="0"/>
-          <w:numId w:val="1003"/>
-        </w:numPr>
-      </w:pPr>
-      <w:hyperlink r:id="rId567">
+          <w:numId w:val="1008"/>
+        </w:numPr>
+      </w:pPr>
+      <w:hyperlink r:id="rId622">
         <w:r>
           <w:rPr>
             <w:rStyle w:val="Hyperlink"/>
@@ -9987,10 +11152,10 @@
         <w:pStyle w:val="Compact"/>
         <w:numPr>
           <w:ilvl w:val="0"/>
-          <w:numId w:val="1003"/>
-        </w:numPr>
-      </w:pPr>
-      <w:hyperlink r:id="rId568">
+          <w:numId w:val="1008"/>
+        </w:numPr>
+      </w:pPr>
+      <w:hyperlink r:id="rId623">
         <w:r>
           <w:rPr>
             <w:rStyle w:val="Hyperlink"/>
@@ -10004,10 +11169,10 @@
         <w:pStyle w:val="Compact"/>
         <w:numPr>
           <w:ilvl w:val="0"/>
-          <w:numId w:val="1003"/>
-        </w:numPr>
-      </w:pPr>
-      <w:hyperlink r:id="rId569">
+          <w:numId w:val="1008"/>
+        </w:numPr>
+      </w:pPr>
+      <w:hyperlink r:id="rId624">
         <w:r>
           <w:rPr>
             <w:rStyle w:val="Hyperlink"/>
@@ -10021,10 +11186,10 @@
         <w:pStyle w:val="Compact"/>
         <w:numPr>
           <w:ilvl w:val="0"/>
-          <w:numId w:val="1003"/>
-        </w:numPr>
-      </w:pPr>
-      <w:hyperlink r:id="rId570">
+          <w:numId w:val="1008"/>
+        </w:numPr>
+      </w:pPr>
+      <w:hyperlink r:id="rId625">
         <w:r>
           <w:rPr>
             <w:rStyle w:val="Hyperlink"/>
@@ -10038,10 +11203,10 @@
         <w:pStyle w:val="Compact"/>
         <w:numPr>
           <w:ilvl w:val="0"/>
-          <w:numId w:val="1003"/>
-        </w:numPr>
-      </w:pPr>
-      <w:hyperlink r:id="rId571">
+          <w:numId w:val="1008"/>
+        </w:numPr>
+      </w:pPr>
+      <w:hyperlink r:id="rId626">
         <w:r>
           <w:rPr>
             <w:rStyle w:val="Hyperlink"/>
@@ -10055,10 +11220,10 @@
         <w:pStyle w:val="Compact"/>
         <w:numPr>
           <w:ilvl w:val="0"/>
-          <w:numId w:val="1003"/>
-        </w:numPr>
-      </w:pPr>
-      <w:hyperlink r:id="rId572">
+          <w:numId w:val="1008"/>
+        </w:numPr>
+      </w:pPr>
+      <w:hyperlink r:id="rId627">
         <w:r>
           <w:rPr>
             <w:rStyle w:val="Hyperlink"/>
@@ -10072,10 +11237,10 @@
         <w:pStyle w:val="Compact"/>
         <w:numPr>
           <w:ilvl w:val="0"/>
-          <w:numId w:val="1003"/>
-        </w:numPr>
-      </w:pPr>
-      <w:hyperlink r:id="rId573">
+          <w:numId w:val="1008"/>
+        </w:numPr>
+      </w:pPr>
+      <w:hyperlink r:id="rId628">
         <w:r>
           <w:rPr>
             <w:rStyle w:val="Hyperlink"/>
@@ -10089,10 +11254,10 @@
         <w:pStyle w:val="Compact"/>
         <w:numPr>
           <w:ilvl w:val="0"/>
-          <w:numId w:val="1003"/>
-        </w:numPr>
-      </w:pPr>
-      <w:hyperlink r:id="rId574">
+          <w:numId w:val="1008"/>
+        </w:numPr>
+      </w:pPr>
+      <w:hyperlink r:id="rId629">
         <w:r>
           <w:rPr>
             <w:rStyle w:val="Hyperlink"/>
@@ -10106,7 +11271,7 @@
         <w:pStyle w:val="Compact"/>
         <w:numPr>
           <w:ilvl w:val="0"/>
-          <w:numId w:val="1003"/>
+          <w:numId w:val="1008"/>
         </w:numPr>
       </w:pPr>
       <w:r>
@@ -10115,7 +11280,7 @@
       <w:r>
         <w:t xml:space="preserve"> </w:t>
       </w:r>
-      <w:hyperlink r:id="rId575">
+      <w:hyperlink r:id="rId630">
         <w:r>
           <w:rPr>
             <w:rStyle w:val="Hyperlink"/>
@@ -10132,7 +11297,7 @@
       <w:r>
         <w:t xml:space="preserve"> </w:t>
       </w:r>
-      <w:hyperlink r:id="rId576">
+      <w:hyperlink r:id="rId631">
         <w:r>
           <w:rPr>
             <w:rStyle w:val="Hyperlink"/>
@@ -10146,7 +11311,7 @@
         <w:pStyle w:val="Compact"/>
         <w:numPr>
           <w:ilvl w:val="0"/>
-          <w:numId w:val="1003"/>
+          <w:numId w:val="1008"/>
         </w:numPr>
       </w:pPr>
       <w:r>
@@ -10155,7 +11320,7 @@
       <w:r>
         <w:t xml:space="preserve"> </w:t>
       </w:r>
-      <w:hyperlink r:id="rId577">
+      <w:hyperlink r:id="rId632">
         <w:r>
           <w:rPr>
             <w:rStyle w:val="Hyperlink"/>
@@ -10172,7 +11337,7 @@
       <w:r>
         <w:t xml:space="preserve"> </w:t>
       </w:r>
-      <w:hyperlink r:id="rId578">
+      <w:hyperlink r:id="rId633">
         <w:r>
           <w:rPr>
             <w:rStyle w:val="Hyperlink"/>
@@ -10186,7 +11351,7 @@
         <w:pStyle w:val="Compact"/>
         <w:numPr>
           <w:ilvl w:val="0"/>
-          <w:numId w:val="1003"/>
+          <w:numId w:val="1008"/>
         </w:numPr>
       </w:pPr>
       <w:r>
@@ -10195,7 +11360,7 @@
       <w:r>
         <w:t xml:space="preserve"> </w:t>
       </w:r>
-      <w:hyperlink r:id="rId579">
+      <w:hyperlink r:id="rId634">
         <w:r>
           <w:rPr>
             <w:rStyle w:val="Hyperlink"/>
@@ -10212,7 +11377,7 @@
       <w:r>
         <w:t xml:space="preserve"> </w:t>
       </w:r>
-      <w:hyperlink r:id="rId580">
+      <w:hyperlink r:id="rId635">
         <w:r>
           <w:rPr>
             <w:rStyle w:val="Hyperlink"/>
@@ -10226,7 +11391,7 @@
         <w:pStyle w:val="Compact"/>
         <w:numPr>
           <w:ilvl w:val="0"/>
-          <w:numId w:val="1003"/>
+          <w:numId w:val="1008"/>
         </w:numPr>
       </w:pPr>
       <w:r>
@@ -10235,7 +11400,7 @@
       <w:r>
         <w:t xml:space="preserve"> </w:t>
       </w:r>
-      <w:hyperlink r:id="rId581">
+      <w:hyperlink r:id="rId636">
         <w:r>
           <w:rPr>
             <w:rStyle w:val="Hyperlink"/>
@@ -10252,7 +11417,7 @@
       <w:r>
         <w:t xml:space="preserve"> </w:t>
       </w:r>
-      <w:hyperlink r:id="rId582">
+      <w:hyperlink r:id="rId637">
         <w:r>
           <w:rPr>
             <w:rStyle w:val="Hyperlink"/>
@@ -10266,7 +11431,7 @@
         <w:pStyle w:val="Compact"/>
         <w:numPr>
           <w:ilvl w:val="0"/>
-          <w:numId w:val="1003"/>
+          <w:numId w:val="1008"/>
         </w:numPr>
       </w:pPr>
       <w:r>
@@ -10275,7 +11440,7 @@
       <w:r>
         <w:t xml:space="preserve"> </w:t>
       </w:r>
-      <w:hyperlink r:id="rId583">
+      <w:hyperlink r:id="rId638">
         <w:r>
           <w:rPr>
             <w:rStyle w:val="Hyperlink"/>
@@ -10292,7 +11457,7 @@
       <w:r>
         <w:t xml:space="preserve"> </w:t>
       </w:r>
-      <w:hyperlink r:id="rId584">
+      <w:hyperlink r:id="rId639">
         <w:r>
           <w:rPr>
             <w:rStyle w:val="Hyperlink"/>
@@ -10306,7 +11471,7 @@
         <w:pStyle w:val="Compact"/>
         <w:numPr>
           <w:ilvl w:val="0"/>
-          <w:numId w:val="1003"/>
+          <w:numId w:val="1008"/>
         </w:numPr>
       </w:pPr>
       <w:r>
@@ -10315,7 +11480,7 @@
       <w:r>
         <w:t xml:space="preserve"> </w:t>
       </w:r>
-      <w:hyperlink r:id="rId585">
+      <w:hyperlink r:id="rId640">
         <w:r>
           <w:rPr>
             <w:rStyle w:val="Hyperlink"/>
@@ -10332,7 +11497,7 @@
       <w:r>
         <w:t xml:space="preserve"> </w:t>
       </w:r>
-      <w:hyperlink r:id="rId586">
+      <w:hyperlink r:id="rId641">
         <w:r>
           <w:rPr>
             <w:rStyle w:val="Hyperlink"/>
@@ -10346,7 +11511,7 @@
         <w:pStyle w:val="Compact"/>
         <w:numPr>
           <w:ilvl w:val="0"/>
-          <w:numId w:val="1003"/>
+          <w:numId w:val="1008"/>
         </w:numPr>
       </w:pPr>
       <w:r>
@@ -10355,7 +11520,7 @@
       <w:r>
         <w:t xml:space="preserve"> </w:t>
       </w:r>
-      <w:hyperlink r:id="rId587">
+      <w:hyperlink r:id="rId642">
         <w:r>
           <w:rPr>
             <w:rStyle w:val="Hyperlink"/>
@@ -10372,7 +11537,7 @@
       <w:r>
         <w:t xml:space="preserve"> </w:t>
       </w:r>
-      <w:hyperlink r:id="rId588">
+      <w:hyperlink r:id="rId643">
         <w:r>
           <w:rPr>
             <w:rStyle w:val="Hyperlink"/>
@@ -10386,7 +11551,7 @@
         <w:pStyle w:val="Compact"/>
         <w:numPr>
           <w:ilvl w:val="0"/>
-          <w:numId w:val="1003"/>
+          <w:numId w:val="1008"/>
         </w:numPr>
       </w:pPr>
       <w:r>
@@ -10395,7 +11560,7 @@
       <w:r>
         <w:t xml:space="preserve"> </w:t>
       </w:r>
-      <w:hyperlink r:id="rId589">
+      <w:hyperlink r:id="rId644">
         <w:r>
           <w:rPr>
             <w:rStyle w:val="Hyperlink"/>
@@ -10412,7 +11577,7 @@
       <w:r>
         <w:t xml:space="preserve"> </w:t>
       </w:r>
-      <w:hyperlink r:id="rId590">
+      <w:hyperlink r:id="rId645">
         <w:r>
           <w:rPr>
             <w:rStyle w:val="Hyperlink"/>
@@ -10426,7 +11591,7 @@
         <w:pStyle w:val="Compact"/>
         <w:numPr>
           <w:ilvl w:val="0"/>
-          <w:numId w:val="1003"/>
+          <w:numId w:val="1008"/>
         </w:numPr>
       </w:pPr>
       <w:r>
@@ -10435,7 +11600,7 @@
       <w:r>
         <w:t xml:space="preserve"> </w:t>
       </w:r>
-      <w:hyperlink r:id="rId591">
+      <w:hyperlink r:id="rId646">
         <w:r>
           <w:rPr>
             <w:rStyle w:val="Hyperlink"/>
@@ -10452,7 +11617,7 @@
       <w:r>
         <w:t xml:space="preserve"> </w:t>
       </w:r>
-      <w:hyperlink r:id="rId592">
+      <w:hyperlink r:id="rId647">
         <w:r>
           <w:rPr>
             <w:rStyle w:val="Hyperlink"/>
@@ -10461,8 +11626,8 @@
         </w:r>
       </w:hyperlink>
     </w:p>
-    <w:bookmarkEnd w:id="593"/>
-    <w:bookmarkStart w:id="596" w:name="revisar-los-links"/>
+    <w:bookmarkEnd w:id="648"/>
+    <w:bookmarkStart w:id="651" w:name="revisar-los-links"/>
     <w:p>
       <w:pPr>
         <w:pStyle w:val="Heading2"/>
@@ -10481,7 +11646,7 @@
       <w:r>
         <w:t xml:space="preserve"> </w:t>
       </w:r>
-      <w:hyperlink r:id="rId594">
+      <w:hyperlink r:id="rId649">
         <w:r>
           <w:rPr>
             <w:rStyle w:val="VerbatimChar"/>
@@ -10515,7 +11680,7 @@
       <w:r>
         <w:t xml:space="preserve"> </w:t>
       </w:r>
-      <w:hyperlink r:id="rId595">
+      <w:hyperlink r:id="rId650">
         <w:r>
           <w:rPr>
             <w:rStyle w:val="Hyperlink"/>
@@ -10539,7 +11704,7 @@
         <w:t xml:space="preserve">.</w:t>
       </w:r>
     </w:p>
-    <w:bookmarkEnd w:id="596"/>
+    <w:bookmarkEnd w:id="651"/>
     <w:sectPr>
       <w:footnotePr>
         <w:numRestart w:val="eachSect"/>
@@ -10763,6 +11928,21 @@
     <w:abstractNumId w:val="991"/>
   </w:num>
   <w:num w:numId="1003">
+    <w:abstractNumId w:val="991"/>
+  </w:num>
+  <w:num w:numId="1004">
+    <w:abstractNumId w:val="991"/>
+  </w:num>
+  <w:num w:numId="1005">
+    <w:abstractNumId w:val="991"/>
+  </w:num>
+  <w:num w:numId="1006">
+    <w:abstractNumId w:val="991"/>
+  </w:num>
+  <w:num w:numId="1007">
+    <w:abstractNumId w:val="991"/>
+  </w:num>
+  <w:num w:numId="1008">
     <w:abstractNumId w:val="991"/>
   </w:num>
 </w:numbering>
